--- a/00-首页/题组Word/第二轮习题集/第二轮习题集-元素与分析一-学生版.docx
+++ b/00-首页/题组Word/第二轮习题集/第二轮习题集-元素与分析一-学生版.docx
@@ -4828,15 +4828,31 @@
         <w:rPr>
           <w:rFonts w:ascii="Times New Roman" w:hAnsi="Times New Roman" w:eastAsia="Times New Roman" w:cs="Times New Roman"/>
         </w:rPr>
-        <w:t xml:space="preserve"> KClO</w:t>
-      </w:r>
-      <w:r>
-        <w:rPr>
-          <w:rFonts w:ascii="Times New Roman" w:hAnsi="Times New Roman" w:eastAsia="Times New Roman" w:cs="Times New Roman"/>
-          <w:vertAlign w:val="subscript"/>
-        </w:rPr>
-        <w:t>3</w:t>
-      </w:r>
+        <w:t xml:space="preserve"> </w:t>
+      </w:r>
+      <m:oMath>
+        <m:r>
+          <m:t>K</m:t>
+        </m:r>
+        <m:r>
+          <m:t>C</m:t>
+        </m:r>
+        <m:r>
+          <m:t>l</m:t>
+        </m:r>
+        <m:sSub>
+          <m:e>
+            <m:r>
+              <m:t>O</m:t>
+            </m:r>
+          </m:e>
+          <m:sub>
+            <m:r>
+              <m:t>3</m:t>
+            </m:r>
+          </m:sub>
+        </m:sSub>
+      </m:oMath>
       <w:r>
         <w:rPr>
           <w:rFonts w:ascii="Times New Roman" w:hAnsi="Times New Roman" w:eastAsia="Times New Roman" w:cs="Times New Roman"/>
@@ -4859,15 +4875,28 @@
         <w:rPr>
           <w:rFonts w:ascii="Times New Roman" w:hAnsi="Times New Roman" w:eastAsia="Times New Roman" w:cs="Times New Roman"/>
         </w:rPr>
-        <w:t xml:space="preserve"> MnO</w:t>
-      </w:r>
-      <w:r>
-        <w:rPr>
-          <w:rFonts w:ascii="Times New Roman" w:hAnsi="Times New Roman" w:eastAsia="Times New Roman" w:cs="Times New Roman"/>
-          <w:vertAlign w:val="subscript"/>
-        </w:rPr>
-        <w:t>2</w:t>
-      </w:r>
+        <w:t xml:space="preserve"> </w:t>
+      </w:r>
+      <m:oMath>
+        <m:r>
+          <m:t>M</m:t>
+        </m:r>
+        <m:r>
+          <m:t>n</m:t>
+        </m:r>
+        <m:sSub>
+          <m:e>
+            <m:r>
+              <m:t>O</m:t>
+            </m:r>
+          </m:e>
+          <m:sub>
+            <m:r>
+              <m:t>2</m:t>
+            </m:r>
+          </m:sub>
+        </m:sSub>
+      </m:oMath>
       <w:r>
         <w:rPr>
           <w:rFonts w:ascii="Times New Roman" w:hAnsi="Times New Roman" w:eastAsia="Times New Roman" w:cs="Times New Roman"/>
@@ -5101,6 +5130,7 @@
     <w:p>
       <w:pPr>
         <w:pStyle w:val="FirstParagraph"/>
+        <w:spacing w:after="80"/>
       </w:pPr>
       <w:r>
         <w:rPr>
@@ -5211,247 +5241,361 @@
         <w:t>:</w:t>
       </w:r>
     </w:p>
+    <w:tbl>
+      <w:tblPr>
+        <w:tblStyle w:val="Table"/>
+        <w:tblW w:type="auto" w:w="0"/>
+        <w:tblLook w:firstRow="1" w:lastRow="0" w:firstColumn="0" w:lastColumn="0" w:noHBand="0" w:noVBand="0" w:val="0020"/>
+      </w:tblPr>
+      <w:tblGrid>
+        <w:gridCol w:w="1980"/>
+        <w:gridCol w:w="1980"/>
+        <w:gridCol w:w="1980"/>
+        <w:gridCol w:w="1980"/>
+      </w:tblGrid>
+      <w:tr>
+        <w:trPr>
+          <w:tblHeader w:val="on"/>
+        </w:trPr>
+        <w:tc>
+          <w:tcPr/>
+          <w:p>
+            <w:pPr>
+              <w:pStyle w:val="Compact"/>
+              <w:jc w:val="center"/>
+            </w:pPr>
+            <w:r>
+              <w:rPr>
+                <w:rFonts w:hint="eastAsia" w:ascii="Times New Roman" w:hAnsi="Times New Roman" w:eastAsia="SimHei" w:cs="Times New Roman"/>
+                <w:b/>
+              </w:rPr>
+              <w:t xml:space="preserve">实验序号</w:t>
+            </w:r>
+          </w:p>
+        </w:tc>
+        <w:tc>
+          <w:tcPr/>
+          <w:p>
+            <w:pPr>
+              <w:pStyle w:val="Compact"/>
+              <w:jc w:val="center"/>
+            </w:pPr>
+            <w:r>
+              <w:rPr>
+                <w:rFonts w:hint="eastAsia" w:ascii="Times New Roman" w:hAnsi="Times New Roman" w:eastAsia="SimHei" w:cs="Times New Roman"/>
+                <w:b/>
+              </w:rPr>
+              <w:t>温度</w:t>
+            </w:r>
+            <w:r>
+              <w:rPr>
+                <w:rFonts w:hint="eastAsia" w:ascii="Times New Roman" w:hAnsi="Times New Roman" w:eastAsia="Times New Roman" w:cs="Times New Roman"/>
+                <w:b/>
+              </w:rPr>
+              <w:t>/°C</w:t>
+            </w:r>
+          </w:p>
+        </w:tc>
+        <w:tc>
+          <w:tcPr/>
+          <w:p>
+            <w:pPr>
+              <w:pStyle w:val="Compact"/>
+              <w:jc w:val="center"/>
+            </w:pPr>
+            <w:r>
+              <w:rPr>
+                <w:rFonts w:hint="eastAsia" w:ascii="Times New Roman" w:hAnsi="Times New Roman" w:eastAsia="SimHei" w:cs="Times New Roman"/>
+                <w:b/>
+              </w:rPr>
+              <w:t xml:space="preserve">加热条件</w:t>
+            </w:r>
+          </w:p>
+        </w:tc>
+        <w:tc>
+          <w:tcPr/>
+          <w:p>
+            <w:pPr>
+              <w:pStyle w:val="Compact"/>
+              <w:jc w:val="center"/>
+            </w:pPr>
+            <w:r>
+              <w:rPr>
+                <w:rFonts w:hint="eastAsia" w:ascii="Times New Roman" w:hAnsi="Times New Roman" w:eastAsia="SimHei" w:cs="Times New Roman"/>
+                <w:b/>
+              </w:rPr>
+              <w:t>加热后质量</w:t>
+            </w:r>
+            <w:r>
+              <w:rPr>
+                <w:rFonts w:hint="eastAsia" w:ascii="Times New Roman" w:hAnsi="Times New Roman" w:eastAsia="Times New Roman" w:cs="Times New Roman"/>
+                <w:b/>
+              </w:rPr>
+              <w:t>/</w:t>
+            </w:r>
+            <w:r>
+              <w:rPr>
+                <w:rFonts w:hint="eastAsia" w:ascii="Times New Roman" w:hAnsi="Times New Roman" w:eastAsia="SimHei" w:cs="Times New Roman"/>
+                <w:b/>
+              </w:rPr>
+              <w:t>原质量</w:t>
+            </w:r>
+          </w:p>
+        </w:tc>
+      </w:tr>
+      <w:tr>
+        <w:tc>
+          <w:tcPr/>
+          <w:p>
+            <w:pPr>
+              <w:pStyle w:val="Compact"/>
+              <w:jc w:val="center"/>
+            </w:pPr>
+            <w:r>
+              <w:rPr>
+                <w:rFonts w:ascii="Times New Roman" w:hAnsi="Times New Roman" w:eastAsia="Times New Roman" w:cs="Times New Roman"/>
+              </w:rPr>
+              <w:t xml:space="preserve">1</w:t>
+            </w:r>
+          </w:p>
+        </w:tc>
+        <w:tc>
+          <w:tcPr/>
+          <w:p>
+            <w:pPr>
+              <w:pStyle w:val="Compact"/>
+              <w:jc w:val="center"/>
+            </w:pPr>
+            <w:r>
+              <w:rPr>
+                <w:rFonts w:ascii="Times New Roman" w:hAnsi="Times New Roman" w:eastAsia="Times New Roman" w:cs="Times New Roman"/>
+              </w:rPr>
+              <w:t xml:space="preserve">50</w:t>
+            </w:r>
+          </w:p>
+        </w:tc>
+        <w:tc>
+          <w:tcPr/>
+          <w:p>
+            <w:pPr>
+              <w:pStyle w:val="Compact"/>
+              <w:jc w:val="center"/>
+            </w:pPr>
+            <w:r>
+              <w:rPr>
+                <w:rFonts w:hint="eastAsia" w:ascii="Times New Roman" w:hAnsi="Times New Roman" w:eastAsia="FangSong" w:cs="Times New Roman"/>
+              </w:rPr>
+              <w:t xml:space="preserve">真空中</w:t>
+            </w:r>
+          </w:p>
+        </w:tc>
+        <w:tc>
+          <w:tcPr/>
+          <w:p>
+            <w:pPr>
+              <w:pStyle w:val="Compact"/>
+              <w:jc w:val="center"/>
+            </w:pPr>
+            <w:r>
+              <w:rPr>
+                <w:rFonts w:ascii="Times New Roman" w:hAnsi="Times New Roman" w:eastAsia="Times New Roman" w:cs="Times New Roman"/>
+              </w:rPr>
+              <w:t xml:space="preserve">74.9%</w:t>
+            </w:r>
+          </w:p>
+        </w:tc>
+      </w:tr>
+      <w:tr>
+        <w:tc>
+          <w:tcPr/>
+          <w:p>
+            <w:pPr>
+              <w:pStyle w:val="Compact"/>
+              <w:jc w:val="center"/>
+            </w:pPr>
+            <w:r>
+              <w:rPr>
+                <w:rFonts w:ascii="Times New Roman" w:hAnsi="Times New Roman" w:eastAsia="Times New Roman" w:cs="Times New Roman"/>
+              </w:rPr>
+              <w:t xml:space="preserve">2</w:t>
+            </w:r>
+          </w:p>
+        </w:tc>
+        <w:tc>
+          <w:tcPr/>
+          <w:p>
+            <w:pPr>
+              <w:pStyle w:val="Compact"/>
+              <w:jc w:val="center"/>
+            </w:pPr>
+            <w:r>
+              <w:rPr>
+                <w:rFonts w:ascii="Times New Roman" w:hAnsi="Times New Roman" w:eastAsia="Times New Roman" w:cs="Times New Roman"/>
+              </w:rPr>
+              <w:t xml:space="preserve">120</w:t>
+            </w:r>
+          </w:p>
+        </w:tc>
+        <w:tc>
+          <w:tcPr/>
+          <w:p>
+            <w:pPr>
+              <w:pStyle w:val="Compact"/>
+              <w:jc w:val="center"/>
+            </w:pPr>
+            <w:r>
+              <w:rPr>
+                <w:rFonts w:hint="eastAsia" w:ascii="Times New Roman" w:hAnsi="Times New Roman" w:eastAsia="FangSong" w:cs="Times New Roman"/>
+              </w:rPr>
+              <w:t xml:space="preserve">真空中</w:t>
+            </w:r>
+          </w:p>
+        </w:tc>
+        <w:tc>
+          <w:tcPr/>
+          <w:p>
+            <w:pPr>
+              <w:pStyle w:val="Compact"/>
+              <w:jc w:val="center"/>
+            </w:pPr>
+            <w:r>
+              <w:rPr>
+                <w:rFonts w:ascii="Times New Roman" w:hAnsi="Times New Roman" w:eastAsia="Times New Roman" w:cs="Times New Roman"/>
+              </w:rPr>
+              <w:t xml:space="preserve">49.9%</w:t>
+            </w:r>
+          </w:p>
+        </w:tc>
+      </w:tr>
+      <w:tr>
+        <w:tc>
+          <w:tcPr/>
+          <w:p>
+            <w:pPr>
+              <w:pStyle w:val="Compact"/>
+              <w:jc w:val="center"/>
+            </w:pPr>
+            <w:r>
+              <w:rPr>
+                <w:rFonts w:ascii="Times New Roman" w:hAnsi="Times New Roman" w:eastAsia="Times New Roman" w:cs="Times New Roman"/>
+              </w:rPr>
+              <w:t xml:space="preserve">3</w:t>
+            </w:r>
+          </w:p>
+        </w:tc>
+        <w:tc>
+          <w:tcPr/>
+          <w:p>
+            <w:pPr>
+              <w:pStyle w:val="Compact"/>
+              <w:jc w:val="center"/>
+            </w:pPr>
+            <w:r>
+              <w:rPr>
+                <w:rFonts w:ascii="Times New Roman" w:hAnsi="Times New Roman" w:eastAsia="Times New Roman" w:cs="Times New Roman"/>
+              </w:rPr>
+              <w:t xml:space="preserve">170</w:t>
+            </w:r>
+          </w:p>
+        </w:tc>
+        <w:tc>
+          <w:tcPr/>
+          <w:p>
+            <w:pPr>
+              <w:pStyle w:val="Compact"/>
+              <w:jc w:val="center"/>
+            </w:pPr>
+            <w:r>
+              <w:rPr>
+                <w:rFonts w:hint="eastAsia" w:ascii="Times New Roman" w:hAnsi="Times New Roman" w:eastAsia="FangSong" w:cs="Times New Roman"/>
+              </w:rPr>
+              <w:t xml:space="preserve">氧气流中</w:t>
+            </w:r>
+          </w:p>
+        </w:tc>
+        <w:tc>
+          <w:tcPr/>
+          <w:p>
+            <w:pPr>
+              <w:pStyle w:val="Compact"/>
+              <w:jc w:val="center"/>
+            </w:pPr>
+            <w:r>
+              <w:rPr>
+                <w:rFonts w:ascii="Times New Roman" w:hAnsi="Times New Roman" w:eastAsia="Times New Roman" w:cs="Times New Roman"/>
+              </w:rPr>
+              <w:t xml:space="preserve">21.9%</w:t>
+            </w:r>
+          </w:p>
+        </w:tc>
+      </w:tr>
+      <w:tr>
+        <w:tc>
+          <w:tcPr/>
+          <w:p>
+            <w:pPr>
+              <w:pStyle w:val="Compact"/>
+              <w:jc w:val="center"/>
+            </w:pPr>
+            <w:r>
+              <w:rPr>
+                <w:rFonts w:ascii="Times New Roman" w:hAnsi="Times New Roman" w:eastAsia="Times New Roman" w:cs="Times New Roman"/>
+              </w:rPr>
+              <w:t xml:space="preserve">4</w:t>
+            </w:r>
+          </w:p>
+        </w:tc>
+        <w:tc>
+          <w:tcPr/>
+          <w:p>
+            <w:pPr>
+              <w:pStyle w:val="Compact"/>
+              <w:jc w:val="center"/>
+            </w:pPr>
+            <w:r>
+              <w:rPr>
+                <w:rFonts w:ascii="Times New Roman" w:hAnsi="Times New Roman" w:eastAsia="Times New Roman" w:cs="Times New Roman"/>
+              </w:rPr>
+              <w:t xml:space="preserve">200</w:t>
+            </w:r>
+          </w:p>
+        </w:tc>
+        <w:tc>
+          <w:tcPr/>
+          <w:p>
+            <w:pPr>
+              <w:pStyle w:val="Compact"/>
+              <w:jc w:val="center"/>
+            </w:pPr>
+            <w:r>
+              <w:rPr>
+                <w:rFonts w:hint="eastAsia" w:ascii="Times New Roman" w:hAnsi="Times New Roman" w:eastAsia="FangSong" w:cs="Times New Roman"/>
+              </w:rPr>
+              <w:t xml:space="preserve">省略</w:t>
+            </w:r>
+          </w:p>
+        </w:tc>
+        <w:tc>
+          <w:tcPr/>
+          <w:p>
+            <w:pPr>
+              <w:pStyle w:val="Compact"/>
+              <w:jc w:val="center"/>
+            </w:pPr>
+            <w:r>
+              <w:rPr>
+                <w:rFonts w:ascii="Times New Roman" w:hAnsi="Times New Roman" w:eastAsia="Times New Roman" w:cs="Times New Roman"/>
+              </w:rPr>
+              <w:t xml:space="preserve">20.4%</w:t>
+            </w:r>
+          </w:p>
+        </w:tc>
+      </w:tr>
+    </w:tbl>
     <w:p>
       <w:pPr>
         <w:pStyle w:val="BodyText"/>
-      </w:pPr>
-      <w:r>
-        <w:rPr>
-          <w:rFonts w:hint="eastAsia" w:ascii="Times New Roman" w:hAnsi="Times New Roman" w:eastAsia="FangSong" w:cs="Times New Roman"/>
-        </w:rPr>
-        <w:t xml:space="preserve">实验序号</w:t>
-      </w:r>
-    </w:p>
-    <w:p>
-      <w:pPr>
-        <w:pStyle w:val="BodyText"/>
-      </w:pPr>
-      <w:r>
-        <w:rPr>
-          <w:rFonts w:hint="eastAsia" w:ascii="Times New Roman" w:hAnsi="Times New Roman" w:eastAsia="FangSong" w:cs="Times New Roman"/>
-        </w:rPr>
-        <w:t>温度</w:t>
-      </w:r>
-      <w:r>
-        <w:rPr>
-          <w:rFonts w:hint="eastAsia" w:ascii="Times New Roman" w:hAnsi="Times New Roman" w:eastAsia="Times New Roman" w:cs="Times New Roman"/>
-        </w:rPr>
-        <w:t>/°C</w:t>
-      </w:r>
-    </w:p>
-    <w:p>
-      <w:pPr>
-        <w:pStyle w:val="BodyText"/>
-      </w:pPr>
-      <w:r>
-        <w:rPr>
-          <w:rFonts w:hint="eastAsia" w:ascii="Times New Roman" w:hAnsi="Times New Roman" w:eastAsia="FangSong" w:cs="Times New Roman"/>
-        </w:rPr>
-        <w:t xml:space="preserve">加热条件</w:t>
-      </w:r>
-    </w:p>
-    <w:p>
-      <w:pPr>
-        <w:pStyle w:val="BodyText"/>
-      </w:pPr>
-      <w:r>
-        <w:rPr>
-          <w:rFonts w:hint="eastAsia" w:ascii="Times New Roman" w:hAnsi="Times New Roman" w:eastAsia="FangSong" w:cs="Times New Roman"/>
-        </w:rPr>
-        <w:t>加热后质量</w:t>
-      </w:r>
-      <w:r>
-        <w:rPr>
-          <w:rFonts w:hint="eastAsia" w:ascii="Times New Roman" w:hAnsi="Times New Roman" w:eastAsia="Times New Roman" w:cs="Times New Roman"/>
-        </w:rPr>
-        <w:t>/</w:t>
-      </w:r>
-      <w:r>
-        <w:rPr>
-          <w:rFonts w:hint="eastAsia" w:ascii="Times New Roman" w:hAnsi="Times New Roman" w:eastAsia="FangSong" w:cs="Times New Roman"/>
-        </w:rPr>
-        <w:t>原质量</w:t>
-      </w:r>
-    </w:p>
-    <w:p>
-      <w:pPr>
-        <w:pStyle w:val="BodyText"/>
-      </w:pPr>
-      <w:r>
-        <w:rPr>
-          <w:rFonts w:ascii="Times New Roman" w:hAnsi="Times New Roman" w:eastAsia="Times New Roman" w:cs="Times New Roman"/>
-        </w:rPr>
-        <w:t xml:space="preserve">1</w:t>
-      </w:r>
-    </w:p>
-    <w:p>
-      <w:pPr>
-        <w:pStyle w:val="BodyText"/>
-      </w:pPr>
-      <w:r>
-        <w:rPr>
-          <w:rFonts w:ascii="Times New Roman" w:hAnsi="Times New Roman" w:eastAsia="Times New Roman" w:cs="Times New Roman"/>
-        </w:rPr>
-        <w:t xml:space="preserve">50</w:t>
-      </w:r>
-    </w:p>
-    <w:p>
-      <w:pPr>
-        <w:pStyle w:val="BodyText"/>
-      </w:pPr>
-      <w:r>
-        <w:rPr>
-          <w:rFonts w:hint="eastAsia" w:ascii="Times New Roman" w:hAnsi="Times New Roman" w:eastAsia="FangSong" w:cs="Times New Roman"/>
-        </w:rPr>
-        <w:t xml:space="preserve">真空中</w:t>
-      </w:r>
-    </w:p>
-    <w:p>
-      <w:pPr>
-        <w:pStyle w:val="BodyText"/>
-      </w:pPr>
-      <w:r>
-        <w:rPr>
-          <w:rFonts w:ascii="Times New Roman" w:hAnsi="Times New Roman" w:eastAsia="Times New Roman" w:cs="Times New Roman"/>
-        </w:rPr>
-        <w:t xml:space="preserve">74.9%</w:t>
-      </w:r>
-    </w:p>
-    <w:p>
-      <w:pPr>
-        <w:pStyle w:val="BodyText"/>
-      </w:pPr>
-      <w:r>
-        <w:rPr>
-          <w:rFonts w:ascii="Times New Roman" w:hAnsi="Times New Roman" w:eastAsia="Times New Roman" w:cs="Times New Roman"/>
-        </w:rPr>
-        <w:t xml:space="preserve">2</w:t>
-      </w:r>
-    </w:p>
-    <w:p>
-      <w:pPr>
-        <w:pStyle w:val="BodyText"/>
-      </w:pPr>
-      <w:r>
-        <w:rPr>
-          <w:rFonts w:ascii="Times New Roman" w:hAnsi="Times New Roman" w:eastAsia="Times New Roman" w:cs="Times New Roman"/>
-        </w:rPr>
-        <w:t xml:space="preserve">120</w:t>
-      </w:r>
-    </w:p>
-    <w:p>
-      <w:pPr>
-        <w:pStyle w:val="BodyText"/>
-      </w:pPr>
-      <w:r>
-        <w:rPr>
-          <w:rFonts w:hint="eastAsia" w:ascii="Times New Roman" w:hAnsi="Times New Roman" w:eastAsia="FangSong" w:cs="Times New Roman"/>
-        </w:rPr>
-        <w:t xml:space="preserve">真空中</w:t>
-      </w:r>
-    </w:p>
-    <w:p>
-      <w:pPr>
-        <w:pStyle w:val="BodyText"/>
-      </w:pPr>
-      <w:r>
-        <w:rPr>
-          <w:rFonts w:ascii="Times New Roman" w:hAnsi="Times New Roman" w:eastAsia="Times New Roman" w:cs="Times New Roman"/>
-        </w:rPr>
-        <w:t xml:space="preserve">49.9%</w:t>
-      </w:r>
-    </w:p>
-    <w:p>
-      <w:pPr>
-        <w:pStyle w:val="BodyText"/>
-      </w:pPr>
-      <w:r>
-        <w:rPr>
-          <w:rFonts w:ascii="Times New Roman" w:hAnsi="Times New Roman" w:eastAsia="Times New Roman" w:cs="Times New Roman"/>
-        </w:rPr>
-        <w:t xml:space="preserve">3</w:t>
-      </w:r>
-    </w:p>
-    <w:p>
-      <w:pPr>
-        <w:pStyle w:val="BodyText"/>
-      </w:pPr>
-      <w:r>
-        <w:rPr>
-          <w:rFonts w:ascii="Times New Roman" w:hAnsi="Times New Roman" w:eastAsia="Times New Roman" w:cs="Times New Roman"/>
-        </w:rPr>
-        <w:t xml:space="preserve">170</w:t>
-      </w:r>
-    </w:p>
-    <w:p>
-      <w:pPr>
-        <w:pStyle w:val="BodyText"/>
-      </w:pPr>
-      <w:r>
-        <w:rPr>
-          <w:rFonts w:hint="eastAsia" w:ascii="Times New Roman" w:hAnsi="Times New Roman" w:eastAsia="FangSong" w:cs="Times New Roman"/>
-        </w:rPr>
-        <w:t xml:space="preserve">氧气流中</w:t>
-      </w:r>
-    </w:p>
-    <w:p>
-      <w:pPr>
-        <w:pStyle w:val="BodyText"/>
-      </w:pPr>
-      <w:r>
-        <w:rPr>
-          <w:rFonts w:ascii="Times New Roman" w:hAnsi="Times New Roman" w:eastAsia="Times New Roman" w:cs="Times New Roman"/>
-        </w:rPr>
-        <w:t xml:space="preserve">21.9%</w:t>
-      </w:r>
-    </w:p>
-    <w:p>
-      <w:pPr>
-        <w:pStyle w:val="BodyText"/>
-      </w:pPr>
-      <w:r>
-        <w:rPr>
-          <w:rFonts w:ascii="Times New Roman" w:hAnsi="Times New Roman" w:eastAsia="Times New Roman" w:cs="Times New Roman"/>
-        </w:rPr>
-        <w:t xml:space="preserve">4</w:t>
-      </w:r>
-    </w:p>
-    <w:p>
-      <w:pPr>
-        <w:pStyle w:val="BodyText"/>
-      </w:pPr>
-      <w:r>
-        <w:rPr>
-          <w:rFonts w:ascii="Times New Roman" w:hAnsi="Times New Roman" w:eastAsia="Times New Roman" w:cs="Times New Roman"/>
-        </w:rPr>
-        <w:t xml:space="preserve">200</w:t>
-      </w:r>
-    </w:p>
-    <w:p>
-      <w:pPr>
-        <w:pStyle w:val="BodyText"/>
-      </w:pPr>
-      <w:r>
-        <w:rPr>
-          <w:rFonts w:hint="eastAsia" w:ascii="Times New Roman" w:hAnsi="Times New Roman" w:eastAsia="FangSong" w:cs="Times New Roman"/>
-        </w:rPr>
-        <w:t xml:space="preserve">省略</w:t>
-      </w:r>
-    </w:p>
-    <w:p>
-      <w:pPr>
-        <w:pStyle w:val="BodyText"/>
-      </w:pPr>
-      <w:r>
-        <w:rPr>
-          <w:rFonts w:ascii="Times New Roman" w:hAnsi="Times New Roman" w:eastAsia="Times New Roman" w:cs="Times New Roman"/>
-        </w:rPr>
-        <w:t xml:space="preserve">20.4%</w:t>
-      </w:r>
-    </w:p>
-    <w:p>
-      <w:pPr>
-        <w:pStyle w:val="BodyText"/>
+        <w:spacing w:before="120"/>
       </w:pPr>
       <w:r>
         <w:rPr>
@@ -7831,12 +7975,44 @@
         </w:rPr>
         <w:t xml:space="preserve"> </w:t>
       </w:r>
-      <w:r>
-        <w:rPr>
-          <w:rFonts w:ascii="Times New Roman" w:hAnsi="Times New Roman" w:eastAsia="Times New Roman" w:cs="Times New Roman"/>
-        </w:rPr>
-        <w:t xml:space="preserve">$\mathrm { { \bf S e C l } _ { 4 } }$</w:t>
-      </w:r>
+      <m:oMath>
+        <m:sSub>
+          <m:e>
+            <m:r>
+              <m:rPr>
+                <m:sty m:val="bi"/>
+              </m:rPr>
+              <m:t>S</m:t>
+            </m:r>
+            <m:r>
+              <m:rPr>
+                <m:sty m:val="bi"/>
+              </m:rPr>
+              <m:t>e</m:t>
+            </m:r>
+            <m:r>
+              <m:rPr>
+                <m:sty m:val="bi"/>
+              </m:rPr>
+              <m:t>C</m:t>
+            </m:r>
+            <m:r>
+              <m:rPr>
+                <m:sty m:val="bi"/>
+              </m:rPr>
+              <m:t>l</m:t>
+            </m:r>
+          </m:e>
+          <m:sub>
+            <m:r>
+              <m:rPr>
+                <m:sty m:val="p"/>
+              </m:rPr>
+              <m:t>4</m:t>
+            </m:r>
+          </m:sub>
+        </m:sSub>
+      </m:oMath>
       <w:r>
         <w:rPr>
           <w:rFonts w:ascii="Times New Roman" w:hAnsi="Times New Roman" w:eastAsia="Times New Roman" w:cs="Times New Roman"/>
@@ -8530,126 +8706,7 @@
         <w:rPr>
           <w:rFonts w:ascii="Times New Roman" w:hAnsi="Times New Roman" w:eastAsia="Times New Roman" w:cs="Times New Roman"/>
         </w:rPr>
-        <w:t>Q : SeOCl</w:t>
-      </w:r>
-      <w:r>
-        <w:rPr>
-          <w:rFonts w:ascii="Times New Roman" w:hAnsi="Times New Roman" w:eastAsia="Times New Roman" w:cs="Times New Roman"/>
-          <w:vertAlign w:val="subscript"/>
-        </w:rPr>
-        <w:t>2</w:t>
-      </w:r>
-    </w:p>
-    <w:p>
-      <w:pPr>
-        <w:pStyle w:val="BodyText"/>
-      </w:pPr>
-      <w:r>
-        <w:rPr>
-          <w:rFonts w:ascii="Times New Roman" w:hAnsi="Times New Roman" w:eastAsia="Times New Roman" w:cs="Times New Roman"/>
-        </w:rPr>
-        <w:t xml:space="preserve">1-4-2 </w:t>
-      </w:r>
-      <w:r>
-        <w:rPr>
-          <w:rFonts w:hint="eastAsia" w:ascii="Times New Roman" w:hAnsi="Times New Roman" w:eastAsia="FangSong" w:cs="Times New Roman"/>
-        </w:rPr>
-        <w:t xml:space="preserve">根据</w:t>
-      </w:r>
-      <w:r>
-        <w:rPr>
-          <w:rFonts w:ascii="Times New Roman" w:hAnsi="Times New Roman" w:eastAsia="Times New Roman" w:cs="Times New Roman"/>
-        </w:rPr>
-        <w:t xml:space="preserve"> Se、Ga </w:t>
-      </w:r>
-      <w:r>
-        <w:rPr>
-          <w:rFonts w:hint="eastAsia" w:ascii="Times New Roman" w:hAnsi="Times New Roman" w:eastAsia="FangSong" w:cs="Times New Roman"/>
-        </w:rPr>
-        <w:t>氯化物和氧化物的相关性质</w:t>
-      </w:r>
-      <w:r>
-        <w:rPr>
-          <w:rFonts w:hint="eastAsia" w:ascii="Times New Roman" w:hAnsi="Times New Roman" w:eastAsia="Times New Roman" w:cs="Times New Roman"/>
-        </w:rPr>
-        <w:t>，</w:t>
-      </w:r>
-      <w:r>
-        <w:rPr>
-          <w:rFonts w:hint="eastAsia" w:ascii="Times New Roman" w:hAnsi="Times New Roman" w:eastAsia="FangSong" w:cs="Times New Roman"/>
-        </w:rPr>
-        <w:t>推导出</w:t>
-      </w:r>
-      <w:r>
-        <w:rPr>
-          <w:rFonts w:ascii="Times New Roman" w:hAnsi="Times New Roman" w:eastAsia="Times New Roman" w:cs="Times New Roman"/>
-        </w:rPr>
-        <w:t xml:space="preserve"> </w:t>
-      </w:r>
-      <w:r>
-        <w:rPr>
-          <w:rFonts w:hint="eastAsia" w:ascii="Times New Roman" w:hAnsi="Times New Roman" w:eastAsia="Times New Roman" w:cs="Times New Roman"/>
-        </w:rPr>
-        <w:t>P</w:t>
-      </w:r>
-      <w:r>
-        <w:rPr>
-          <w:rFonts w:hint="eastAsia" w:ascii="Times New Roman" w:hAnsi="Times New Roman" w:eastAsia="FangSong" w:cs="Times New Roman"/>
-        </w:rPr>
-        <w:t>的热分解产物</w:t>
-      </w:r>
-      <w:r>
-        <w:rPr>
-          <w:rFonts w:hint="eastAsia" w:ascii="Times New Roman" w:hAnsi="Times New Roman" w:eastAsia="Times New Roman" w:cs="Times New Roman"/>
-        </w:rPr>
-        <w:t>，</w:t>
-      </w:r>
-      <w:r>
-        <w:rPr>
-          <w:rFonts w:hint="eastAsia" w:ascii="Times New Roman" w:hAnsi="Times New Roman" w:eastAsia="FangSong" w:cs="Times New Roman"/>
-        </w:rPr>
-        <w:t>并写出化学反应方程式</w:t>
-      </w:r>
-      <w:r>
-        <w:rPr>
-          <w:rFonts w:hint="eastAsia" w:ascii="Times New Roman" w:hAnsi="Times New Roman" w:eastAsia="Times New Roman" w:cs="Times New Roman"/>
-        </w:rPr>
-        <w:t>。</w:t>
-      </w:r>
-    </w:p>
-    <w:p>
-      <w:pPr>
-        <w:pStyle w:val="BodyText"/>
-      </w:pPr>
-      <w:r>
-        <w:rPr>
-          <w:rFonts w:ascii="Times New Roman" w:hAnsi="Times New Roman" w:eastAsia="Times New Roman" w:cs="Times New Roman"/>
-        </w:rPr>
-        <w:t xml:space="preserve">1-4-2</w:t>
-      </w:r>
-      <w:r>
-        <w:rPr>
-          <w:rFonts w:ascii="Times New Roman" w:hAnsi="Times New Roman" w:eastAsia="Times New Roman" w:cs="Times New Roman"/>
-        </w:rPr>
-        <w:t xml:space="preserve"> </w:t>
-      </w:r>
-      <w:r>
-        <w:rPr>
-          <w:rFonts w:hint="eastAsia" w:ascii="Times New Roman" w:hAnsi="Times New Roman" w:eastAsia="FangSong" w:cs="Times New Roman"/>
-        </w:rPr>
-        <w:t>计算</w:t>
-      </w:r>
-      <w:r>
-        <w:rPr>
-          <w:rFonts w:hint="eastAsia" w:ascii="Times New Roman" w:hAnsi="Times New Roman" w:eastAsia="Times New Roman" w:cs="Times New Roman"/>
-        </w:rPr>
-        <w:t>：</w:t>
-      </w:r>
-      <w:r>
-        <w:rPr>
-          <w:rFonts w:hint="eastAsia" w:ascii="Times New Roman" w:hAnsi="Times New Roman" w:eastAsia="FangSong" w:cs="Times New Roman"/>
-        </w:rPr>
-        <w:t>因为</w:t>
+        <w:t xml:space="preserve">Q :</w:t>
       </w:r>
       <w:r>
         <w:rPr>
@@ -8667,16 +8724,13 @@
           </m:ctrlPr>
         </m:oMathPr>
         <m:r>
-          <m:t>G</m:t>
-        </m:r>
-        <m:r>
-          <m:t>a</m:t>
-        </m:r>
-        <m:r>
           <m:t>S</m:t>
         </m:r>
         <m:r>
           <m:t>e</m:t>
+        </m:r>
+        <m:r>
+          <m:t>O</m:t>
         </m:r>
         <m:r>
           <m:t>C</m:t>
@@ -8689,111 +8743,122 @@
           </m:e>
           <m:sub>
             <m:r>
-              <m:t>5</m:t>
+              <m:t>2</m:t>
             </m:r>
           </m:sub>
         </m:sSub>
-        <m:r>
-          <m:t>O</m:t>
-        </m:r>
       </m:oMath>
-      <w:r>
-        <w:rPr>
-          <w:rFonts w:ascii="Times New Roman" w:hAnsi="Times New Roman" w:eastAsia="Times New Roman" w:cs="Times New Roman"/>
-        </w:rPr>
-        <w:t xml:space="preserve"> </w:t>
-      </w:r>
-      <w:r>
-        <w:rPr>
-          <w:rFonts w:hint="eastAsia" w:ascii="Times New Roman" w:hAnsi="Times New Roman" w:eastAsia="FangSong" w:cs="Times New Roman"/>
-        </w:rPr>
-        <w:t xml:space="preserve">中</w:t>
-      </w:r>
-      <w:r>
-        <w:rPr>
-          <w:rFonts w:ascii="Times New Roman" w:hAnsi="Times New Roman" w:eastAsia="Times New Roman" w:cs="Times New Roman"/>
-        </w:rPr>
-        <w:t xml:space="preserve"> Se:Cl </w:t>
-      </w:r>
-      <w:r>
-        <w:rPr>
-          <w:rFonts w:hint="eastAsia" w:ascii="Times New Roman" w:hAnsi="Times New Roman" w:eastAsia="FangSong" w:cs="Times New Roman"/>
-        </w:rPr>
-        <w:t xml:space="preserve">为</w:t>
-      </w:r>
-      <w:r>
-        <w:rPr>
-          <w:rFonts w:ascii="Times New Roman" w:hAnsi="Times New Roman" w:eastAsia="Times New Roman" w:cs="Times New Roman"/>
-        </w:rPr>
-        <w:t xml:space="preserve"> </w:t>
-      </w:r>
-      <w:r>
-        <w:rPr>
-          <w:rFonts w:hint="eastAsia" w:ascii="Times New Roman" w:hAnsi="Times New Roman" w:eastAsia="Times New Roman" w:cs="Times New Roman"/>
-        </w:rPr>
-        <w:t>1:5，</w:t>
-      </w:r>
-      <w:r>
-        <w:rPr>
-          <w:rFonts w:hint="eastAsia" w:ascii="Times New Roman" w:hAnsi="Times New Roman" w:eastAsia="FangSong" w:cs="Times New Roman"/>
-        </w:rPr>
-        <w:t>故产物中必定同时有</w:t>
-      </w:r>
-      <w:r>
-        <w:rPr>
-          <w:rFonts w:ascii="Times New Roman" w:hAnsi="Times New Roman" w:eastAsia="Times New Roman" w:cs="Times New Roman"/>
-        </w:rPr>
-        <w:t xml:space="preserve"> SeCl</w:t>
-      </w:r>
-      <w:r>
-        <w:rPr>
-          <w:rFonts w:ascii="Times New Roman" w:hAnsi="Times New Roman" w:eastAsia="Times New Roman" w:cs="Times New Roman"/>
-          <w:vertAlign w:val="subscript"/>
-        </w:rPr>
-        <w:t>4</w:t>
-      </w:r>
-      <w:r>
-        <w:rPr>
-          <w:rFonts w:ascii="Times New Roman" w:hAnsi="Times New Roman" w:eastAsia="Times New Roman" w:cs="Times New Roman"/>
-        </w:rPr>
-        <w:t xml:space="preserve"> </w:t>
-      </w:r>
-      <w:r>
-        <w:rPr>
-          <w:rFonts w:hint="eastAsia" w:ascii="Times New Roman" w:hAnsi="Times New Roman" w:eastAsia="FangSong" w:cs="Times New Roman"/>
-        </w:rPr>
-        <w:t xml:space="preserve">和</w:t>
-      </w:r>
-      <w:r>
-        <w:rPr>
-          <w:rFonts w:ascii="Times New Roman" w:hAnsi="Times New Roman" w:eastAsia="Times New Roman" w:cs="Times New Roman"/>
-        </w:rPr>
-        <w:t xml:space="preserve"> GaCl</w:t>
-      </w:r>
-      <w:r>
-        <w:rPr>
-          <w:rFonts w:ascii="Times New Roman" w:hAnsi="Times New Roman" w:eastAsia="Times New Roman" w:cs="Times New Roman"/>
-          <w:vertAlign w:val="subscript"/>
-        </w:rPr>
-        <w:t>3</w:t>
-      </w:r>
-      <w:r>
-        <w:rPr>
-          <w:rFonts w:ascii="Times New Roman" w:hAnsi="Times New Roman" w:eastAsia="Times New Roman" w:cs="Times New Roman"/>
-        </w:rPr>
-        <w:t xml:space="preserve"> 。</w:t>
-      </w:r>
-      <w:r>
-        <w:rPr>
-          <w:rFonts w:ascii="Times New Roman" w:hAnsi="Times New Roman" w:eastAsia="Times New Roman" w:cs="Times New Roman"/>
-        </w:rPr>
-        <w:t xml:space="preserve"> </w:t>
-      </w:r>
-      <w:r>
-        <w:rPr>
-          <w:rFonts w:hint="eastAsia" w:ascii="Times New Roman" w:hAnsi="Times New Roman" w:eastAsia="FangSong" w:cs="Times New Roman"/>
-        </w:rPr>
-        <w:t xml:space="preserve">因为</w:t>
+    </w:p>
+    <w:p>
+      <w:pPr>
+        <w:pStyle w:val="BodyText"/>
+      </w:pPr>
+      <w:r>
+        <w:rPr>
+          <w:rFonts w:ascii="Times New Roman" w:hAnsi="Times New Roman" w:eastAsia="Times New Roman" w:cs="Times New Roman"/>
+        </w:rPr>
+        <w:t xml:space="preserve">1-4-2 </w:t>
+      </w:r>
+      <w:r>
+        <w:rPr>
+          <w:rFonts w:hint="eastAsia" w:ascii="Times New Roman" w:hAnsi="Times New Roman" w:eastAsia="FangSong" w:cs="Times New Roman"/>
+        </w:rPr>
+        <w:t xml:space="preserve">根据</w:t>
+      </w:r>
+      <w:r>
+        <w:rPr>
+          <w:rFonts w:ascii="Times New Roman" w:hAnsi="Times New Roman" w:eastAsia="Times New Roman" w:cs="Times New Roman"/>
+        </w:rPr>
+        <w:t xml:space="preserve"> Se、Ga </w:t>
+      </w:r>
+      <w:r>
+        <w:rPr>
+          <w:rFonts w:hint="eastAsia" w:ascii="Times New Roman" w:hAnsi="Times New Roman" w:eastAsia="FangSong" w:cs="Times New Roman"/>
+        </w:rPr>
+        <w:t>氯化物和氧化物的相关性质</w:t>
+      </w:r>
+      <w:r>
+        <w:rPr>
+          <w:rFonts w:hint="eastAsia" w:ascii="Times New Roman" w:hAnsi="Times New Roman" w:eastAsia="Times New Roman" w:cs="Times New Roman"/>
+        </w:rPr>
+        <w:t>，</w:t>
+      </w:r>
+      <w:r>
+        <w:rPr>
+          <w:rFonts w:hint="eastAsia" w:ascii="Times New Roman" w:hAnsi="Times New Roman" w:eastAsia="FangSong" w:cs="Times New Roman"/>
+        </w:rPr>
+        <w:t>推导出</w:t>
+      </w:r>
+      <w:r>
+        <w:rPr>
+          <w:rFonts w:ascii="Times New Roman" w:hAnsi="Times New Roman" w:eastAsia="Times New Roman" w:cs="Times New Roman"/>
+        </w:rPr>
+        <w:t xml:space="preserve"> </w:t>
+      </w:r>
+      <w:r>
+        <w:rPr>
+          <w:rFonts w:hint="eastAsia" w:ascii="Times New Roman" w:hAnsi="Times New Roman" w:eastAsia="Times New Roman" w:cs="Times New Roman"/>
+        </w:rPr>
+        <w:t>P</w:t>
+      </w:r>
+      <w:r>
+        <w:rPr>
+          <w:rFonts w:hint="eastAsia" w:ascii="Times New Roman" w:hAnsi="Times New Roman" w:eastAsia="FangSong" w:cs="Times New Roman"/>
+        </w:rPr>
+        <w:t>的热分解产物</w:t>
+      </w:r>
+      <w:r>
+        <w:rPr>
+          <w:rFonts w:hint="eastAsia" w:ascii="Times New Roman" w:hAnsi="Times New Roman" w:eastAsia="Times New Roman" w:cs="Times New Roman"/>
+        </w:rPr>
+        <w:t>，</w:t>
+      </w:r>
+      <w:r>
+        <w:rPr>
+          <w:rFonts w:hint="eastAsia" w:ascii="Times New Roman" w:hAnsi="Times New Roman" w:eastAsia="FangSong" w:cs="Times New Roman"/>
+        </w:rPr>
+        <w:t>并写出化学反应方程式</w:t>
+      </w:r>
+      <w:r>
+        <w:rPr>
+          <w:rFonts w:hint="eastAsia" w:ascii="Times New Roman" w:hAnsi="Times New Roman" w:eastAsia="Times New Roman" w:cs="Times New Roman"/>
+        </w:rPr>
+        <w:t>。</w:t>
+      </w:r>
+    </w:p>
+    <w:p>
+      <w:pPr>
+        <w:pStyle w:val="BodyText"/>
+      </w:pPr>
+      <w:r>
+        <w:rPr>
+          <w:rFonts w:ascii="Times New Roman" w:hAnsi="Times New Roman" w:eastAsia="Times New Roman" w:cs="Times New Roman"/>
+        </w:rPr>
+        <w:t xml:space="preserve">1-4-2</w:t>
+      </w:r>
+      <w:r>
+        <w:rPr>
+          <w:rFonts w:ascii="Times New Roman" w:hAnsi="Times New Roman" w:eastAsia="Times New Roman" w:cs="Times New Roman"/>
+        </w:rPr>
+        <w:t xml:space="preserve"> </w:t>
+      </w:r>
+      <w:r>
+        <w:rPr>
+          <w:rFonts w:hint="eastAsia" w:ascii="Times New Roman" w:hAnsi="Times New Roman" w:eastAsia="FangSong" w:cs="Times New Roman"/>
+        </w:rPr>
+        <w:t>计算</w:t>
+      </w:r>
+      <w:r>
+        <w:rPr>
+          <w:rFonts w:hint="eastAsia" w:ascii="Times New Roman" w:hAnsi="Times New Roman" w:eastAsia="Times New Roman" w:cs="Times New Roman"/>
+        </w:rPr>
+        <w:t>：</w:t>
+      </w:r>
+      <w:r>
+        <w:rPr>
+          <w:rFonts w:hint="eastAsia" w:ascii="Times New Roman" w:hAnsi="Times New Roman" w:eastAsia="FangSong" w:cs="Times New Roman"/>
+        </w:rPr>
+        <w:t>因为</w:t>
       </w:r>
       <w:r>
         <w:rPr>
@@ -8857,6 +8922,188 @@
         <w:rPr>
           <w:rFonts w:ascii="Times New Roman" w:hAnsi="Times New Roman" w:eastAsia="Times New Roman" w:cs="Times New Roman"/>
         </w:rPr>
+        <w:t xml:space="preserve"> Se:Cl </w:t>
+      </w:r>
+      <w:r>
+        <w:rPr>
+          <w:rFonts w:hint="eastAsia" w:ascii="Times New Roman" w:hAnsi="Times New Roman" w:eastAsia="FangSong" w:cs="Times New Roman"/>
+        </w:rPr>
+        <w:t xml:space="preserve">为</w:t>
+      </w:r>
+      <w:r>
+        <w:rPr>
+          <w:rFonts w:ascii="Times New Roman" w:hAnsi="Times New Roman" w:eastAsia="Times New Roman" w:cs="Times New Roman"/>
+        </w:rPr>
+        <w:t xml:space="preserve"> </w:t>
+      </w:r>
+      <w:r>
+        <w:rPr>
+          <w:rFonts w:hint="eastAsia" w:ascii="Times New Roman" w:hAnsi="Times New Roman" w:eastAsia="Times New Roman" w:cs="Times New Roman"/>
+        </w:rPr>
+        <w:t>1:5，</w:t>
+      </w:r>
+      <w:r>
+        <w:rPr>
+          <w:rFonts w:hint="eastAsia" w:ascii="Times New Roman" w:hAnsi="Times New Roman" w:eastAsia="FangSong" w:cs="Times New Roman"/>
+        </w:rPr>
+        <w:t>故产物中必定同时有</w:t>
+      </w:r>
+      <w:r>
+        <w:rPr>
+          <w:rFonts w:ascii="Times New Roman" w:hAnsi="Times New Roman" w:eastAsia="Times New Roman" w:cs="Times New Roman"/>
+        </w:rPr>
+        <w:t xml:space="preserve"> </w:t>
+      </w:r>
+      <m:oMath>
+        <m:r>
+          <m:t>S</m:t>
+        </m:r>
+        <m:r>
+          <m:t>e</m:t>
+        </m:r>
+        <m:r>
+          <m:t>C</m:t>
+        </m:r>
+        <m:sSub>
+          <m:e>
+            <m:r>
+              <m:t>l</m:t>
+            </m:r>
+          </m:e>
+          <m:sub>
+            <m:r>
+              <m:t>4</m:t>
+            </m:r>
+          </m:sub>
+        </m:sSub>
+      </m:oMath>
+      <w:r>
+        <w:rPr>
+          <w:rFonts w:ascii="Times New Roman" w:hAnsi="Times New Roman" w:eastAsia="Times New Roman" w:cs="Times New Roman"/>
+        </w:rPr>
+        <w:t xml:space="preserve"> </w:t>
+      </w:r>
+      <w:r>
+        <w:rPr>
+          <w:rFonts w:hint="eastAsia" w:ascii="Times New Roman" w:hAnsi="Times New Roman" w:eastAsia="FangSong" w:cs="Times New Roman"/>
+        </w:rPr>
+        <w:t xml:space="preserve">和</w:t>
+      </w:r>
+      <w:r>
+        <w:rPr>
+          <w:rFonts w:ascii="Times New Roman" w:hAnsi="Times New Roman" w:eastAsia="Times New Roman" w:cs="Times New Roman"/>
+        </w:rPr>
+        <w:t xml:space="preserve"> </w:t>
+      </w:r>
+      <m:oMath>
+        <m:r>
+          <m:t>G</m:t>
+        </m:r>
+        <m:r>
+          <m:t>a</m:t>
+        </m:r>
+        <m:r>
+          <m:t>C</m:t>
+        </m:r>
+        <m:sSub>
+          <m:e>
+            <m:r>
+              <m:t>l</m:t>
+            </m:r>
+          </m:e>
+          <m:sub>
+            <m:r>
+              <m:t>3</m:t>
+            </m:r>
+          </m:sub>
+        </m:sSub>
+      </m:oMath>
+      <w:r>
+        <w:rPr>
+          <w:rFonts w:ascii="Times New Roman" w:hAnsi="Times New Roman" w:eastAsia="Times New Roman" w:cs="Times New Roman"/>
+        </w:rPr>
+        <w:t xml:space="preserve"> </w:t>
+      </w:r>
+      <w:r>
+        <w:rPr>
+          <w:rFonts w:ascii="Times New Roman" w:hAnsi="Times New Roman" w:eastAsia="Times New Roman" w:cs="Times New Roman"/>
+        </w:rPr>
+        <w:t xml:space="preserve">。</w:t>
+      </w:r>
+      <w:r>
+        <w:rPr>
+          <w:rFonts w:ascii="Times New Roman" w:hAnsi="Times New Roman" w:eastAsia="Times New Roman" w:cs="Times New Roman"/>
+        </w:rPr>
+        <w:t xml:space="preserve"> </w:t>
+      </w:r>
+      <w:r>
+        <w:rPr>
+          <w:rFonts w:hint="eastAsia" w:ascii="Times New Roman" w:hAnsi="Times New Roman" w:eastAsia="FangSong" w:cs="Times New Roman"/>
+        </w:rPr>
+        <w:t xml:space="preserve">因为</w:t>
+      </w:r>
+      <w:r>
+        <w:rPr>
+          <w:rFonts w:ascii="Times New Roman" w:hAnsi="Times New Roman" w:eastAsia="Times New Roman" w:cs="Times New Roman"/>
+        </w:rPr>
+        <w:t xml:space="preserve"> </w:t>
+      </w:r>
+      <m:oMath>
+        <m:oMathPr>
+          <m:ctrlPr>
+            <w:rPr>
+              <w:sz w:val="28"/>
+              <w:szCs w:val="28"/>
+            </w:rPr>
+          </m:ctrlPr>
+        </m:oMathPr>
+        <m:r>
+          <m:t>G</m:t>
+        </m:r>
+        <m:r>
+          <m:t>a</m:t>
+        </m:r>
+        <m:r>
+          <m:t>S</m:t>
+        </m:r>
+        <m:r>
+          <m:t>e</m:t>
+        </m:r>
+        <m:r>
+          <m:t>C</m:t>
+        </m:r>
+        <m:sSub>
+          <m:e>
+            <m:r>
+              <m:t>l</m:t>
+            </m:r>
+          </m:e>
+          <m:sub>
+            <m:r>
+              <m:t>5</m:t>
+            </m:r>
+          </m:sub>
+        </m:sSub>
+        <m:r>
+          <m:t>O</m:t>
+        </m:r>
+      </m:oMath>
+      <w:r>
+        <w:rPr>
+          <w:rFonts w:ascii="Times New Roman" w:hAnsi="Times New Roman" w:eastAsia="Times New Roman" w:cs="Times New Roman"/>
+        </w:rPr>
+        <w:t xml:space="preserve"> </w:t>
+      </w:r>
+      <w:r>
+        <w:rPr>
+          <w:rFonts w:hint="eastAsia" w:ascii="Times New Roman" w:hAnsi="Times New Roman" w:eastAsia="FangSong" w:cs="Times New Roman"/>
+        </w:rPr>
+        <w:t xml:space="preserve">中</w:t>
+      </w:r>
+      <w:r>
+        <w:rPr>
+          <w:rFonts w:ascii="Times New Roman" w:hAnsi="Times New Roman" w:eastAsia="Times New Roman" w:cs="Times New Roman"/>
+        </w:rPr>
         <w:t xml:space="preserve"> Ga:O </w:t>
       </w:r>
       <w:r>
@@ -8887,15 +9134,28 @@
         <w:rPr>
           <w:rFonts w:ascii="Times New Roman" w:hAnsi="Times New Roman" w:eastAsia="Times New Roman" w:cs="Times New Roman"/>
         </w:rPr>
-        <w:t xml:space="preserve"> SeO</w:t>
-      </w:r>
-      <w:r>
-        <w:rPr>
-          <w:rFonts w:ascii="Times New Roman" w:hAnsi="Times New Roman" w:eastAsia="Times New Roman" w:cs="Times New Roman"/>
-          <w:vertAlign w:val="subscript"/>
-        </w:rPr>
-        <w:t>2</w:t>
-      </w:r>
+        <w:t xml:space="preserve"> </w:t>
+      </w:r>
+      <m:oMath>
+        <m:r>
+          <m:t>S</m:t>
+        </m:r>
+        <m:r>
+          <m:t>e</m:t>
+        </m:r>
+        <m:sSub>
+          <m:e>
+            <m:r>
+              <m:t>O</m:t>
+            </m:r>
+          </m:e>
+          <m:sub>
+            <m:r>
+              <m:t>2</m:t>
+            </m:r>
+          </m:sub>
+        </m:sSub>
+      </m:oMath>
       <w:r>
         <w:rPr>
           <w:rFonts w:ascii="Times New Roman" w:hAnsi="Times New Roman" w:eastAsia="Times New Roman" w:cs="Times New Roman"/>
@@ -8971,41 +9231,110 @@
         <w:rPr>
           <w:rFonts w:ascii="Times New Roman" w:hAnsi="Times New Roman" w:eastAsia="Times New Roman" w:cs="Times New Roman"/>
         </w:rPr>
-        <w:t xml:space="preserve"> SeCl</w:t>
-      </w:r>
-      <w:r>
-        <w:rPr>
-          <w:rFonts w:ascii="Times New Roman" w:hAnsi="Times New Roman" w:eastAsia="Times New Roman" w:cs="Times New Roman"/>
-          <w:vertAlign w:val="subscript"/>
-        </w:rPr>
-        <w:t>4</w:t>
-      </w:r>
-      <w:r>
-        <w:rPr>
-          <w:rFonts w:ascii="Times New Roman" w:hAnsi="Times New Roman" w:eastAsia="Times New Roman" w:cs="Times New Roman"/>
-        </w:rPr>
-        <w:t xml:space="preserve"> 、 GaCl</w:t>
-      </w:r>
-      <w:r>
-        <w:rPr>
-          <w:rFonts w:ascii="Times New Roman" w:hAnsi="Times New Roman" w:eastAsia="Times New Roman" w:cs="Times New Roman"/>
-          <w:vertAlign w:val="subscript"/>
-        </w:rPr>
-        <w:t>3</w:t>
-      </w:r>
-      <w:r>
-        <w:rPr>
-          <w:rFonts w:ascii="Times New Roman" w:hAnsi="Times New Roman" w:eastAsia="Times New Roman" w:cs="Times New Roman"/>
-        </w:rPr>
-        <w:t xml:space="preserve"> 、 SeO</w:t>
-      </w:r>
-      <w:r>
-        <w:rPr>
-          <w:rFonts w:ascii="Times New Roman" w:hAnsi="Times New Roman" w:eastAsia="Times New Roman" w:cs="Times New Roman"/>
-          <w:vertAlign w:val="subscript"/>
-        </w:rPr>
-        <w:t>2</w:t>
-      </w:r>
+        <w:t xml:space="preserve"> </w:t>
+      </w:r>
+      <m:oMath>
+        <m:r>
+          <m:t>S</m:t>
+        </m:r>
+        <m:r>
+          <m:t>e</m:t>
+        </m:r>
+        <m:r>
+          <m:t>C</m:t>
+        </m:r>
+        <m:sSub>
+          <m:e>
+            <m:r>
+              <m:t>l</m:t>
+            </m:r>
+          </m:e>
+          <m:sub>
+            <m:r>
+              <m:t>4</m:t>
+            </m:r>
+          </m:sub>
+        </m:sSub>
+      </m:oMath>
+      <w:r>
+        <w:rPr>
+          <w:rFonts w:ascii="Times New Roman" w:hAnsi="Times New Roman" w:eastAsia="Times New Roman" w:cs="Times New Roman"/>
+        </w:rPr>
+        <w:t xml:space="preserve"> </w:t>
+      </w:r>
+      <w:r>
+        <w:rPr>
+          <w:rFonts w:ascii="Times New Roman" w:hAnsi="Times New Roman" w:eastAsia="Times New Roman" w:cs="Times New Roman"/>
+        </w:rPr>
+        <w:t xml:space="preserve">、</w:t>
+      </w:r>
+      <w:r>
+        <w:rPr>
+          <w:rFonts w:ascii="Times New Roman" w:hAnsi="Times New Roman" w:eastAsia="Times New Roman" w:cs="Times New Roman"/>
+        </w:rPr>
+        <w:t xml:space="preserve"> </w:t>
+      </w:r>
+      <m:oMath>
+        <m:r>
+          <m:t>G</m:t>
+        </m:r>
+        <m:r>
+          <m:t>a</m:t>
+        </m:r>
+        <m:r>
+          <m:t>C</m:t>
+        </m:r>
+        <m:sSub>
+          <m:e>
+            <m:r>
+              <m:t>l</m:t>
+            </m:r>
+          </m:e>
+          <m:sub>
+            <m:r>
+              <m:t>3</m:t>
+            </m:r>
+          </m:sub>
+        </m:sSub>
+      </m:oMath>
+      <w:r>
+        <w:rPr>
+          <w:rFonts w:ascii="Times New Roman" w:hAnsi="Times New Roman" w:eastAsia="Times New Roman" w:cs="Times New Roman"/>
+        </w:rPr>
+        <w:t xml:space="preserve"> </w:t>
+      </w:r>
+      <w:r>
+        <w:rPr>
+          <w:rFonts w:ascii="Times New Roman" w:hAnsi="Times New Roman" w:eastAsia="Times New Roman" w:cs="Times New Roman"/>
+        </w:rPr>
+        <w:t xml:space="preserve">、</w:t>
+      </w:r>
+      <w:r>
+        <w:rPr>
+          <w:rFonts w:ascii="Times New Roman" w:hAnsi="Times New Roman" w:eastAsia="Times New Roman" w:cs="Times New Roman"/>
+        </w:rPr>
+        <w:t xml:space="preserve"> </w:t>
+      </w:r>
+      <m:oMath>
+        <m:r>
+          <m:t>S</m:t>
+        </m:r>
+        <m:r>
+          <m:t>e</m:t>
+        </m:r>
+        <m:sSub>
+          <m:e>
+            <m:r>
+              <m:t>O</m:t>
+            </m:r>
+          </m:e>
+          <m:sub>
+            <m:r>
+              <m:t>2</m:t>
+            </m:r>
+          </m:sub>
+        </m:sSub>
+      </m:oMath>
       <w:r>
         <w:rPr>
           <w:rFonts w:ascii="Times New Roman" w:hAnsi="Times New Roman" w:eastAsia="Times New Roman" w:cs="Times New Roman"/>
@@ -9059,32 +9388,70 @@
         </w:rPr>
         <w:t xml:space="preserve"> </w:t>
       </w:r>
-      <w:r>
-        <w:rPr>
-          <w:rFonts w:ascii="Times New Roman" w:hAnsi="Times New Roman" w:eastAsia="Times New Roman" w:cs="Times New Roman"/>
-        </w:rPr>
-        <w:t>SeCl</w:t>
-      </w:r>
-      <w:r>
-        <w:rPr>
-          <w:rFonts w:ascii="Times New Roman" w:hAnsi="Times New Roman" w:eastAsia="Times New Roman" w:cs="Times New Roman"/>
-          <w:vertAlign w:val="subscript"/>
-        </w:rPr>
-        <w:t>4</w:t>
-      </w:r>
-      <w:r>
-        <w:rPr>
-          <w:rFonts w:ascii="Times New Roman" w:hAnsi="Times New Roman" w:eastAsia="Times New Roman" w:cs="Times New Roman"/>
-        </w:rPr>
-        <w:t xml:space="preserve"> 、 GaCl</w:t>
-      </w:r>
-      <w:r>
-        <w:rPr>
-          <w:rFonts w:ascii="Times New Roman" w:hAnsi="Times New Roman" w:eastAsia="Times New Roman" w:cs="Times New Roman"/>
-          <w:vertAlign w:val="subscript"/>
-        </w:rPr>
-        <w:t>3</w:t>
-      </w:r>
+      <m:oMath>
+        <m:r>
+          <m:t>S</m:t>
+        </m:r>
+        <m:r>
+          <m:t>e</m:t>
+        </m:r>
+        <m:r>
+          <m:t>C</m:t>
+        </m:r>
+        <m:sSub>
+          <m:e>
+            <m:r>
+              <m:t>l</m:t>
+            </m:r>
+          </m:e>
+          <m:sub>
+            <m:r>
+              <m:t>4</m:t>
+            </m:r>
+          </m:sub>
+        </m:sSub>
+      </m:oMath>
+      <w:r>
+        <w:rPr>
+          <w:rFonts w:ascii="Times New Roman" w:hAnsi="Times New Roman" w:eastAsia="Times New Roman" w:cs="Times New Roman"/>
+        </w:rPr>
+        <w:t xml:space="preserve"> </w:t>
+      </w:r>
+      <w:r>
+        <w:rPr>
+          <w:rFonts w:ascii="Times New Roman" w:hAnsi="Times New Roman" w:eastAsia="Times New Roman" w:cs="Times New Roman"/>
+        </w:rPr>
+        <w:t xml:space="preserve">、</w:t>
+      </w:r>
+      <w:r>
+        <w:rPr>
+          <w:rFonts w:ascii="Times New Roman" w:hAnsi="Times New Roman" w:eastAsia="Times New Roman" w:cs="Times New Roman"/>
+        </w:rPr>
+        <w:t xml:space="preserve"> </w:t>
+      </w:r>
+      <m:oMath>
+        <m:r>
+          <m:t>G</m:t>
+        </m:r>
+        <m:r>
+          <m:t>a</m:t>
+        </m:r>
+        <m:r>
+          <m:t>C</m:t>
+        </m:r>
+        <m:sSub>
+          <m:e>
+            <m:r>
+              <m:t>l</m:t>
+            </m:r>
+          </m:e>
+          <m:sub>
+            <m:r>
+              <m:t>3</m:t>
+            </m:r>
+          </m:sub>
+        </m:sSub>
+      </m:oMath>
       <w:r>
         <w:rPr>
           <w:rFonts w:ascii="Times New Roman" w:hAnsi="Times New Roman" w:eastAsia="Times New Roman" w:cs="Times New Roman"/>
@@ -9101,15 +9468,28 @@
         <w:rPr>
           <w:rFonts w:ascii="Times New Roman" w:hAnsi="Times New Roman" w:eastAsia="Times New Roman" w:cs="Times New Roman"/>
         </w:rPr>
-        <w:t xml:space="preserve"> SeO</w:t>
-      </w:r>
-      <w:r>
-        <w:rPr>
-          <w:rFonts w:ascii="Times New Roman" w:hAnsi="Times New Roman" w:eastAsia="Times New Roman" w:cs="Times New Roman"/>
-          <w:vertAlign w:val="subscript"/>
-        </w:rPr>
-        <w:t>2</w:t>
-      </w:r>
+        <w:t xml:space="preserve"> </w:t>
+      </w:r>
+      <m:oMath>
+        <m:r>
+          <m:t>S</m:t>
+        </m:r>
+        <m:r>
+          <m:t>e</m:t>
+        </m:r>
+        <m:sSub>
+          <m:e>
+            <m:r>
+              <m:t>O</m:t>
+            </m:r>
+          </m:e>
+          <m:sub>
+            <m:r>
+              <m:t>2</m:t>
+            </m:r>
+          </m:sub>
+        </m:sSub>
+      </m:oMath>
       <w:r>
         <w:rPr>
           <w:rFonts w:ascii="Times New Roman" w:hAnsi="Times New Roman" w:eastAsia="Times New Roman" w:cs="Times New Roman"/>
@@ -12537,15 +12917,22 @@
         <w:rPr>
           <w:rFonts w:ascii="Times New Roman" w:hAnsi="Times New Roman" w:eastAsia="Times New Roman" w:cs="Times New Roman"/>
         </w:rPr>
-        <w:t xml:space="preserve"> I</w:t>
-      </w:r>
-      <w:r>
-        <w:rPr>
-          <w:rFonts w:ascii="Times New Roman" w:hAnsi="Times New Roman" w:eastAsia="Times New Roman" w:cs="Times New Roman"/>
-          <w:vertAlign w:val="subscript"/>
-        </w:rPr>
-        <w:t>2</w:t>
-      </w:r>
+        <w:t xml:space="preserve"> </w:t>
+      </w:r>
+      <m:oMath>
+        <m:sSub>
+          <m:e>
+            <m:r>
+              <m:t>I</m:t>
+            </m:r>
+          </m:e>
+          <m:sub>
+            <m:r>
+              <m:t>2</m:t>
+            </m:r>
+          </m:sub>
+        </m:sSub>
+      </m:oMath>
       <w:r>
         <w:rPr>
           <w:rFonts w:ascii="Times New Roman" w:hAnsi="Times New Roman" w:eastAsia="Times New Roman" w:cs="Times New Roman"/>
@@ -13302,19 +13689,20 @@
           <w:numId w:val="1005"/>
         </w:numPr>
       </w:pPr>
-      <w:r>
-        <w:rPr>
-          <w:rFonts w:ascii="Times New Roman" w:hAnsi="Times New Roman" w:eastAsia="Times New Roman" w:cs="Times New Roman"/>
-        </w:rPr>
-        <w:t>I</w:t>
-      </w:r>
-      <w:r>
-        <w:rPr>
-          <w:rFonts w:ascii="Times New Roman" w:hAnsi="Times New Roman" w:eastAsia="Times New Roman" w:cs="Times New Roman"/>
-          <w:vertAlign w:val="subscript"/>
-        </w:rPr>
-        <w:t>2</w:t>
-      </w:r>
+      <m:oMath>
+        <m:sSub>
+          <m:e>
+            <m:r>
+              <m:t>I</m:t>
+            </m:r>
+          </m:e>
+          <m:sub>
+            <m:r>
+              <m:t>2</m:t>
+            </m:r>
+          </m:sub>
+        </m:sSub>
+      </m:oMath>
       <w:r>
         <w:rPr>
           <w:rFonts w:ascii="Times New Roman" w:hAnsi="Times New Roman" w:eastAsia="Times New Roman" w:cs="Times New Roman"/>
@@ -15334,7 +15722,7 @@
     <ns0:name ns0:val="Verbatim Char"/>
     <ns0:basedOn ns0:val="BodyTextChar"/>
     <ns0:rPr>
-      <ns0:rFonts ns0:ascii="Times New Roman" ns0:cs="Times New Roman" ns0:eastAsia="FangSong" ns0:hAnsi="Times New Roman"/>
+      <ns0:rFonts ns0:ascii="SimSun" ns0:cs="SimSun" ns0:eastAsia="SimSun" ns0:hAnsi="SimSun"/>
       <ns0:b ns0:val="0"/>
       <ns0:sz ns0:val="20"/>
     </ns0:rPr>
@@ -15396,7 +15784,7 @@
       <w:wordWrap w:val="off"/>
     </w:pPr>
     <ns0:rPr>
-      <w:rFonts ns0:ascii="Times New Roman" ns0:hAnsi="Times New Roman" ns0:eastAsia="FangSong" ns0:cs="Times New Roman"/>
+      <w:rFonts ns0:ascii="SimSun" ns0:hAnsi="SimSun" ns0:eastAsia="SimSun" ns0:cs="SimSun"/>
     </ns0:rPr>
   </w:style>
   <w:style w:type="character" w:customStyle="1" w:styleId="KeywordTok">

--- a/00-首页/题组Word/第二轮习题集/第二轮习题集-元素与分析一-学生版.docx
+++ b/00-首页/题组Word/第二轮习题集/第二轮习题集-元素与分析一-学生版.docx
@@ -2,7 +2,7 @@
 <file path=word/document.xml><?xml version="1.0" encoding="utf-8"?>
 <w:document xmlns:w="http://schemas.openxmlformats.org/wordprocessingml/2006/main" xmlns:m="http://schemas.openxmlformats.org/officeDocument/2006/math" xmlns:r="http://schemas.openxmlformats.org/officeDocument/2006/relationships" xmlns:o="urn:schemas-microsoft-com:office:office" xmlns:v="urn:schemas-microsoft-com:vml" xmlns:w10="urn:schemas-microsoft-com:office:word" xmlns:a="http://schemas.openxmlformats.org/drawingml/2006/main" xmlns:pic="http://schemas.openxmlformats.org/drawingml/2006/picture" xmlns:wp="http://schemas.openxmlformats.org/drawingml/2006/wordprocessingDrawing">
   <w:body>
-    <w:bookmarkStart w:id="36" w:name="第二轮习题集-元素与分析一"/>
+    <w:bookmarkStart w:id="38" w:name="第二轮习题集-元素与分析一"/>
     <w:p>
       <w:pPr>
         <w:pStyle w:val="Heading1"/>
@@ -42,7 +42,7 @@
       </w:r>
     </w:p>
     <w:bookmarkEnd w:id="9"/>
-    <w:bookmarkStart w:id="13" w:name="第-1-题"/>
+    <w:bookmarkStart w:id="10" w:name="第-1-题"/>
     <w:p>
       <w:pPr>
         <w:pStyle w:val="Heading2"/>
@@ -159,79 +159,16 @@
         <w:t xml:space="preserve">A. 36% B. 36.4% C. 36.41% D. 36.410% E. 36.4103%</w:t>
       </w:r>
     </w:p>
+    <w:bookmarkEnd w:id="10"/>
+    <w:bookmarkStart w:id="14" w:name="第-2-题"/>
     <w:p>
       <w:pPr>
-        <w:pStyle w:val="FirstParagraph"/>
-      </w:pPr>
-      <w:r>
-        <w:rPr>
-          <w:rFonts w:ascii="Times New Roman" w:hAnsi="Times New Roman" w:eastAsia="Times New Roman" w:cs="Times New Roman"/>
-        </w:rPr>
-        <w:t xml:space="preserve">used_in:</w:t>
-      </w:r>
-      <w:r>
-        <w:rPr>
-          <w:rFonts w:ascii="Times New Roman" w:hAnsi="Times New Roman" w:eastAsia="Times New Roman" w:cs="Times New Roman"/>
-        </w:rPr>
-        <w:t xml:space="preserve"> </w:t>
-      </w:r>
-      <w:r>
-        <w:rPr>
-          <w:rFonts w:hint="eastAsia" w:ascii="Times New Roman" w:hAnsi="Times New Roman" w:eastAsia="Times New Roman" w:cs="Times New Roman"/>
-        </w:rPr>
-        <w:t>“</w:t>
-      </w:r>
-      <w:r>
-        <w:rPr>
-          <w:rFonts w:hint="eastAsia" w:ascii="Times New Roman" w:hAnsi="Times New Roman" w:eastAsia="FangSong" w:cs="Times New Roman"/>
-        </w:rPr>
-        <w:t>第二轮习题集</w:t>
-      </w:r>
-      <w:r>
-        <w:rPr>
-          <w:rFonts w:hint="eastAsia" w:ascii="Times New Roman" w:hAnsi="Times New Roman" w:eastAsia="Times New Roman" w:cs="Times New Roman"/>
-        </w:rPr>
-        <w:t>-</w:t>
-      </w:r>
-      <w:r>
-        <w:rPr>
-          <w:rFonts w:hint="eastAsia" w:ascii="Times New Roman" w:hAnsi="Times New Roman" w:eastAsia="FangSong" w:cs="Times New Roman"/>
-        </w:rPr>
-        <w:t>元素与分析一</w:t>
-      </w:r>
-      <w:r>
-        <w:rPr>
-          <w:rFonts w:hint="eastAsia" w:ascii="Times New Roman" w:hAnsi="Times New Roman" w:eastAsia="Times New Roman" w:cs="Times New Roman"/>
-        </w:rPr>
-        <w:t>”</w:t>
-      </w:r>
-      <w:r>
-        <w:rPr>
-          <w:rFonts w:ascii="Times New Roman" w:hAnsi="Times New Roman" w:eastAsia="Times New Roman" w:cs="Times New Roman"/>
-        </w:rPr>
-        <w:t xml:space="preserve"> </w:t>
-      </w:r>
-      <w:r>
-        <w:rPr>
-          <w:rFonts w:ascii="Times New Roman" w:hAnsi="Times New Roman" w:eastAsia="Times New Roman" w:cs="Times New Roman"/>
-        </w:rPr>
-        <w:t xml:space="preserve">___</w:t>
-      </w:r>
-      <w:r>
-        <w:rPr>
-          <w:rFonts w:ascii="Times New Roman" w:hAnsi="Times New Roman" w:eastAsia="Times New Roman" w:cs="Times New Roman"/>
-        </w:rPr>
-        <w:t xml:space="preserve"> </w:t>
-      </w:r>
-      <w:r>
-        <w:rPr>
-          <w:rFonts w:ascii="Times New Roman" w:hAnsi="Times New Roman" w:eastAsia="Times New Roman" w:cs="Times New Roman"/>
-        </w:rPr>
-        <w:t xml:space="preserve">## </w:t>
-      </w:r>
-      <w:r>
-        <w:rPr>
-          <w:rFonts w:hint="eastAsia" w:ascii="Times New Roman" w:hAnsi="Times New Roman" w:eastAsia="FangSong" w:cs="Times New Roman"/>
+        <w:pStyle w:val="Heading2"/>
+        <w:spacing w:before="280" w:after="120"/>
+      </w:pPr>
+      <w:r>
+        <w:rPr>
+          <w:rFonts w:hint="eastAsia" w:ascii="Times New Roman" w:hAnsi="Times New Roman" w:eastAsia="SimHei" w:cs="Times New Roman"/>
         </w:rPr>
         <w:t xml:space="preserve">第</w:t>
       </w:r>
@@ -243,7 +180,7 @@
       </w:r>
       <w:r>
         <w:rPr>
-          <w:rFonts w:hint="eastAsia" w:ascii="Times New Roman" w:hAnsi="Times New Roman" w:eastAsia="FangSong" w:cs="Times New Roman"/>
+          <w:rFonts w:hint="eastAsia" w:ascii="Times New Roman" w:hAnsi="Times New Roman" w:eastAsia="SimHei" w:cs="Times New Roman"/>
         </w:rPr>
         <w:t xml:space="preserve">题</w:t>
       </w:r>
@@ -489,18 +426,18 @@
           <wp:inline>
             <wp:extent cx="3240000" cy="4584609"/>
             <wp:effectExtent b="0" l="0" r="0" t="0"/>
-            <wp:docPr descr="" title="" id="11" name="Picture"/>
+            <wp:docPr descr="" title="" id="12" name="Picture"/>
             <a:graphic>
               <a:graphicData uri="http://schemas.openxmlformats.org/drawingml/2006/picture">
                 <pic:pic>
                   <pic:nvPicPr>
-                    <pic:cNvPr descr="06-外部资料导入/真题/省预赛/images/2023-浙江预赛_p07.png" id="12" name="Picture"/>
+                    <pic:cNvPr descr="06-外部资料导入/真题/省预赛/images/2023-浙江预赛_p07.png" id="13" name="Picture"/>
                     <pic:cNvPicPr>
                       <a:picLocks noChangeArrowheads="1" noChangeAspect="1"/>
                     </pic:cNvPicPr>
                   </pic:nvPicPr>
                   <pic:blipFill>
-                    <a:blip r:embed="rId10"/>
+                    <a:blip r:embed="rId11"/>
                     <a:stretch>
                       <a:fillRect/>
                     </a:stretch>
@@ -666,8 +603,8 @@
         <w:t xml:space="preserve">的单质能与水反应生成强碱</w:t>
       </w:r>
     </w:p>
-    <w:bookmarkEnd w:id="13"/>
-    <w:bookmarkStart w:id="14" w:name="第-3-题"/>
+    <w:bookmarkEnd w:id="14"/>
+    <w:bookmarkStart w:id="15" w:name="第-3-题"/>
     <w:p>
       <w:pPr>
         <w:pStyle w:val="Heading2"/>
@@ -920,10 +857,7 @@
                 </m:e>
                 <m:sub>
                   <m:r>
-                    <m:t>1</m:t>
-                  </m:r>
-                  <m:r>
-                    <m:t>8</m:t>
+                    <m:t>18</m:t>
                   </m:r>
                 </m:sub>
               </m:sSub>
@@ -934,10 +868,7 @@
                 <m:t>+</m:t>
               </m:r>
               <m:r>
-                <m:t>2</m:t>
-              </m:r>
-              <m:r>
-                <m:t>5</m:t>
+                <m:t>25</m:t>
               </m:r>
               <m:sSub>
                 <m:e>
@@ -961,10 +892,7 @@
                 <m:t>→</m:t>
               </m:r>
               <m:r>
-                <m:t>1</m:t>
-              </m:r>
-              <m:r>
-                <m:t>6</m:t>
+                <m:t>16</m:t>
               </m:r>
               <m:sSub>
                 <m:e>
@@ -994,10 +922,7 @@
                 <m:t>+</m:t>
               </m:r>
               <m:r>
-                <m:t>1</m:t>
-              </m:r>
-              <m:r>
-                <m:t>8</m:t>
+                <m:t>18</m:t>
               </m:r>
               <m:sSub>
                 <m:e>
@@ -1038,13 +963,7 @@
                 <m:t>×</m:t>
               </m:r>
               <m:r>
-                <m:t>1</m:t>
-              </m:r>
-              <m:r>
-                <m:t>1</m:t>
-              </m:r>
-              <m:r>
-                <m:t>4</m:t>
+                <m:t>114</m:t>
               </m:r>
               <m:r>
                 <m:rPr>
@@ -1056,19 +975,7 @@
                 <m:t> </m:t>
               </m:r>
               <m:r>
-                <m:t>2</m:t>
-              </m:r>
-              <m:r>
-                <m:t>5</m:t>
-              </m:r>
-              <m:r>
-                <m:rPr>
-                  <m:sty m:val="p"/>
-                </m:rPr>
-                <m:t>.</m:t>
-              </m:r>
-              <m:r>
-                <m:t>0</m:t>
+                <m:t>25.0</m:t>
               </m:r>
               <m:r>
                 <m:rPr>
@@ -1097,13 +1004,7 @@
                 <m:t>  </m:t>
               </m:r>
               <m:r>
-                <m:t>1</m:t>
-              </m:r>
-              <m:r>
-                <m:t>0</m:t>
-              </m:r>
-              <m:r>
-                <m:t>0</m:t>
+                <m:t>100</m:t>
               </m:r>
               <m:r>
                 <m:rPr>
@@ -1191,19 +1092,7 @@
                 </m:fPr>
                 <m:num>
                   <m:r>
-                    <m:t>2</m:t>
-                  </m:r>
-                  <m:r>
-                    <m:t>5</m:t>
-                  </m:r>
-                  <m:r>
-                    <m:rPr>
-                      <m:sty m:val="p"/>
-                    </m:rPr>
-                    <m:t>.</m:t>
-                  </m:r>
-                  <m:r>
-                    <m:t>0</m:t>
+                    <m:t>25.0</m:t>
                   </m:r>
                   <m:r>
                     <m:rPr>
@@ -1230,13 +1119,7 @@
                     <m:t>×</m:t>
                   </m:r>
                   <m:r>
-                    <m:t>1</m:t>
-                  </m:r>
-                  <m:r>
-                    <m:t>0</m:t>
-                  </m:r>
-                  <m:r>
-                    <m:t>0</m:t>
+                    <m:t>100</m:t>
                   </m:r>
                   <m:r>
                     <m:rPr>
@@ -1256,13 +1139,7 @@
                     <m:t>×</m:t>
                   </m:r>
                   <m:r>
-                    <m:t>1</m:t>
-                  </m:r>
-                  <m:r>
-                    <m:t>1</m:t>
-                  </m:r>
-                  <m:r>
-                    <m:t>4</m:t>
+                    <m:t>114</m:t>
                   </m:r>
                   <m:r>
                     <m:rPr>
@@ -1279,19 +1156,7 @@
                 <m:t>=</m:t>
               </m:r>
               <m:r>
-                <m:t>1</m:t>
-              </m:r>
-              <m:r>
-                <m:t>1</m:t>
-              </m:r>
-              <m:r>
-                <m:rPr>
-                  <m:sty m:val="p"/>
-                </m:rPr>
-                <m:t>.</m:t>
-              </m:r>
-              <m:r>
-                <m:t>0</m:t>
+                <m:t>11.0</m:t>
               </m:r>
               <m:r>
                 <m:rPr>
@@ -1354,19 +1219,7 @@
                 </m:fPr>
                 <m:num>
                   <m:r>
-                    <m:t>1</m:t>
-                  </m:r>
-                  <m:r>
-                    <m:t>1</m:t>
-                  </m:r>
-                  <m:r>
-                    <m:rPr>
-                      <m:sty m:val="p"/>
-                    </m:rPr>
-                    <m:t>.</m:t>
-                  </m:r>
-                  <m:r>
-                    <m:t>0</m:t>
+                    <m:t>11.0</m:t>
                   </m:r>
                   <m:r>
                     <m:rPr>
@@ -1389,19 +1242,7 @@
                 </m:num>
                 <m:den>
                   <m:r>
-                    <m:t>0</m:t>
-                  </m:r>
-                  <m:r>
-                    <m:rPr>
-                      <m:sty m:val="p"/>
-                    </m:rPr>
-                    <m:t>.</m:t>
-                  </m:r>
-                  <m:r>
-                    <m:t>2</m:t>
-                  </m:r>
-                  <m:r>
-                    <m:t>1</m:t>
+                    <m:t>0.21</m:t>
                   </m:r>
                 </m:den>
               </m:f>
@@ -1412,10 +1253,7 @@
                 <m:t>=</m:t>
               </m:r>
               <m:r>
-                <m:t>5</m:t>
-              </m:r>
-              <m:r>
-                <m:t>2</m:t>
+                <m:t>52</m:t>
               </m:r>
               <m:r>
                 <m:rPr>
@@ -1520,10 +1358,7 @@
                 </m:fPr>
                 <m:num>
                   <m:r>
-                    <m:t>5</m:t>
-                  </m:r>
-                  <m:r>
-                    <m:t>2</m:t>
+                    <m:t>52</m:t>
                   </m:r>
                   <m:r>
                     <m:rPr>
@@ -1550,19 +1385,7 @@
                     <m:t>×</m:t>
                   </m:r>
                   <m:r>
-                    <m:t>8</m:t>
-                  </m:r>
-                  <m:r>
-                    <m:rPr>
-                      <m:sty m:val="p"/>
-                    </m:rPr>
-                    <m:t>.</m:t>
-                  </m:r>
-                  <m:r>
-                    <m:t>3</m:t>
-                  </m:r>
-                  <m:r>
-                    <m:t>1</m:t>
+                    <m:t>8.31</m:t>
                   </m:r>
                   <m:r>
                     <m:rPr>
@@ -1682,22 +1505,7 @@
                     <m:t>×</m:t>
                   </m:r>
                   <m:r>
-                    <m:t>2</m:t>
-                  </m:r>
-                  <m:r>
-                    <m:t>9</m:t>
-                  </m:r>
-                  <m:r>
-                    <m:t>5</m:t>
-                  </m:r>
-                  <m:r>
-                    <m:rPr>
-                      <m:sty m:val="p"/>
-                    </m:rPr>
-                    <m:t>.</m:t>
-                  </m:r>
-                  <m:r>
-                    <m:t>7</m:t>
+                    <m:t>295.7</m:t>
                   </m:r>
                   <m:r>
                     <m:rPr>
@@ -1708,13 +1516,7 @@
                 </m:num>
                 <m:den>
                   <m:r>
-                    <m:t>1</m:t>
-                  </m:r>
-                  <m:r>
-                    <m:t>0</m:t>
-                  </m:r>
-                  <m:r>
-                    <m:t>1</m:t>
+                    <m:t>101</m:t>
                   </m:r>
                   <m:r>
                     <m:rPr>
@@ -1743,16 +1545,7 @@
                 <m:t>=</m:t>
               </m:r>
               <m:r>
-                <m:t>1</m:t>
-              </m:r>
-              <m:r>
-                <m:rPr>
-                  <m:sty m:val="p"/>
-                </m:rPr>
-                <m:t>.</m:t>
-              </m:r>
-              <m:r>
-                <m:t>3</m:t>
+                <m:t>1.3</m:t>
               </m:r>
               <m:r>
                 <m:rPr>
@@ -1760,13 +1553,10 @@
                 </m:rPr>
                 <m:t>×</m:t>
               </m:r>
-              <m:r>
-                <m:t>1</m:t>
-              </m:r>
               <m:sSup>
                 <m:e>
                   <m:r>
-                    <m:t>0</m:t>
+                    <m:t>10</m:t>
                   </m:r>
                 </m:e>
                 <m:sup>
@@ -1801,8 +1591,8 @@
         </m:oMath>
       </m:oMathPara>
     </w:p>
-    <w:bookmarkEnd w:id="14"/>
-    <w:bookmarkStart w:id="15" w:name="第-4-题"/>
+    <w:bookmarkEnd w:id="15"/>
+    <w:bookmarkStart w:id="16" w:name="第-4-题"/>
     <w:p>
       <w:pPr>
         <w:pStyle w:val="Heading2"/>
@@ -2156,8 +1946,8 @@
         <w:t>。</w:t>
       </w:r>
     </w:p>
-    <w:bookmarkEnd w:id="15"/>
-    <w:bookmarkStart w:id="16" w:name="第-5-题"/>
+    <w:bookmarkEnd w:id="16"/>
+    <w:bookmarkStart w:id="17" w:name="第-5-题"/>
     <w:p>
       <w:pPr>
         <w:pStyle w:val="Heading2"/>
@@ -2562,8 +2352,8 @@
         <w:t>。</w:t>
       </w:r>
     </w:p>
-    <w:bookmarkEnd w:id="16"/>
-    <w:bookmarkStart w:id="17" w:name="第-6-题"/>
+    <w:bookmarkEnd w:id="17"/>
+    <w:bookmarkStart w:id="18" w:name="第-6-题"/>
     <w:p>
       <w:pPr>
         <w:pStyle w:val="Heading2"/>
@@ -2650,8 +2440,8 @@
         <w:t xml:space="preserve">填空题</w:t>
       </w:r>
     </w:p>
-    <w:bookmarkEnd w:id="17"/>
-    <w:bookmarkStart w:id="18" w:name="第-7-题"/>
+    <w:bookmarkEnd w:id="18"/>
+    <w:bookmarkStart w:id="19" w:name="第-7-题"/>
     <w:p>
       <w:pPr>
         <w:pStyle w:val="Heading2"/>
@@ -3071,16 +2861,7 @@
             </m:fPr>
             <m:num>
               <m:r>
-                <m:t>6</m:t>
-              </m:r>
-              <m:r>
-                <m:rPr>
-                  <m:sty m:val="p"/>
-                </m:rPr>
-                <m:t>.</m:t>
-              </m:r>
-              <m:r>
-                <m:t>6</m:t>
+                <m:t>6.6</m:t>
               </m:r>
               <m:r>
                 <m:rPr>
@@ -3088,13 +2869,10 @@
                 </m:rPr>
                 <m:t>×</m:t>
               </m:r>
-              <m:r>
-                <m:t>1</m:t>
-              </m:r>
               <m:sSup>
                 <m:e>
                   <m:r>
-                    <m:t>0</m:t>
+                    <m:t>10</m:t>
                   </m:r>
                 </m:e>
                 <m:sup>
@@ -3163,13 +2941,7 @@
             </m:num>
             <m:den>
               <m:r>
-                <m:t>1</m:t>
-              </m:r>
-              <m:r>
-                <m:t>0</m:t>
-              </m:r>
-              <m:r>
-                <m:t>0</m:t>
+                <m:t>100</m:t>
               </m:r>
               <m:r>
                 <m:rPr>
@@ -3198,16 +2970,7 @@
             <m:t>=</m:t>
           </m:r>
           <m:r>
-            <m:t>6</m:t>
-          </m:r>
-          <m:r>
-            <m:rPr>
-              <m:sty m:val="p"/>
-            </m:rPr>
-            <m:t>.</m:t>
-          </m:r>
-          <m:r>
-            <m:t>6</m:t>
+            <m:t>6.6</m:t>
           </m:r>
           <m:r>
             <m:rPr>
@@ -3215,13 +2978,10 @@
             </m:rPr>
             <m:t>×</m:t>
           </m:r>
-          <m:r>
-            <m:t>1</m:t>
-          </m:r>
           <m:sSup>
             <m:e>
               <m:r>
-                <m:t>0</m:t>
+                <m:t>10</m:t>
               </m:r>
             </m:e>
             <m:sup>
@@ -3401,16 +3161,7 @@
             <m:t>=</m:t>
           </m:r>
           <m:r>
-            <m:t>6</m:t>
-          </m:r>
-          <m:r>
-            <m:rPr>
-              <m:sty m:val="p"/>
-            </m:rPr>
-            <m:t>.</m:t>
-          </m:r>
-          <m:r>
-            <m:t>6</m:t>
+            <m:t>6.6</m:t>
           </m:r>
           <m:r>
             <m:rPr>
@@ -3418,13 +3169,10 @@
             </m:rPr>
             <m:t>×</m:t>
           </m:r>
-          <m:r>
-            <m:t>1</m:t>
-          </m:r>
           <m:sSup>
             <m:e>
               <m:r>
-                <m:t>0</m:t>
+                <m:t>10</m:t>
               </m:r>
             </m:e>
             <m:sup>
@@ -3536,16 +3284,7 @@
             <m:t>×</m:t>
           </m:r>
           <m:r>
-            <m:t>1</m:t>
-          </m:r>
-          <m:r>
-            <m:t>0</m:t>
-          </m:r>
-          <m:r>
-            <m:t>0</m:t>
-          </m:r>
-          <m:r>
-            <m:t>0</m:t>
+            <m:t>1000</m:t>
           </m:r>
           <m:r>
             <m:rPr>
@@ -3572,16 +3311,7 @@
             <m:t>=</m:t>
           </m:r>
           <m:r>
-            <m:t>6</m:t>
-          </m:r>
-          <m:r>
-            <m:rPr>
-              <m:sty m:val="p"/>
-            </m:rPr>
-            <m:t>.</m:t>
-          </m:r>
-          <m:r>
-            <m:t>6</m:t>
+            <m:t>6.6</m:t>
           </m:r>
           <m:r>
             <m:rPr>
@@ -3589,13 +3319,10 @@
             </m:rPr>
             <m:t>×</m:t>
           </m:r>
-          <m:r>
-            <m:t>1</m:t>
-          </m:r>
           <m:sSup>
             <m:e>
               <m:r>
-                <m:t>0</m:t>
+                <m:t>10</m:t>
               </m:r>
             </m:e>
             <m:sup>
@@ -3780,16 +3507,7 @@
                 <m:t>(</m:t>
               </m:r>
               <m:r>
-                <m:t>6</m:t>
-              </m:r>
-              <m:r>
-                <m:rPr>
-                  <m:sty m:val="p"/>
-                </m:rPr>
-                <m:t>.</m:t>
-              </m:r>
-              <m:r>
-                <m:t>6</m:t>
+                <m:t>6.6</m:t>
               </m:r>
               <m:r>
                 <m:rPr>
@@ -3797,13 +3515,10 @@
                 </m:rPr>
                 <m:t>×</m:t>
               </m:r>
-              <m:r>
-                <m:t>1</m:t>
-              </m:r>
               <m:sSup>
                 <m:e>
                   <m:r>
-                    <m:t>0</m:t>
+                    <m:t>10</m:t>
                   </m:r>
                 </m:e>
                 <m:sup>
@@ -3825,16 +3540,7 @@
                 <m:t>−</m:t>
               </m:r>
               <m:r>
-                <m:t>6</m:t>
-              </m:r>
-              <m:r>
-                <m:rPr>
-                  <m:sty m:val="p"/>
-                </m:rPr>
-                <m:t>.</m:t>
-              </m:r>
-              <m:r>
-                <m:t>6</m:t>
+                <m:t>6.6</m:t>
               </m:r>
               <m:r>
                 <m:rPr>
@@ -3842,13 +3548,10 @@
                 </m:rPr>
                 <m:t>×</m:t>
               </m:r>
-              <m:r>
-                <m:t>1</m:t>
-              </m:r>
               <m:sSup>
                 <m:e>
                   <m:r>
-                    <m:t>0</m:t>
+                    <m:t>10</m:t>
                   </m:r>
                 </m:e>
                 <m:sup>
@@ -3927,16 +3630,7 @@
                 <m:t>=</m:t>
               </m:r>
               <m:r>
-                <m:t>5</m:t>
-              </m:r>
-              <m:r>
-                <m:rPr>
-                  <m:sty m:val="p"/>
-                </m:rPr>
-                <m:t>.</m:t>
-              </m:r>
-              <m:r>
-                <m:t>9</m:t>
+                <m:t>5.9</m:t>
               </m:r>
               <m:r>
                 <m:rPr>
@@ -3944,13 +3638,10 @@
                 </m:rPr>
                 <m:t>×</m:t>
               </m:r>
-              <m:r>
-                <m:t>1</m:t>
-              </m:r>
               <m:sSup>
                 <m:e>
                   <m:r>
-                    <m:t>0</m:t>
+                    <m:t>10</m:t>
                   </m:r>
                 </m:e>
                 <m:sup>
@@ -4028,16 +3719,7 @@
                 <m:t>=</m:t>
               </m:r>
               <m:r>
-                <m:t>5</m:t>
-              </m:r>
-              <m:r>
-                <m:rPr>
-                  <m:sty m:val="p"/>
-                </m:rPr>
-                <m:t>.</m:t>
-              </m:r>
-              <m:r>
-                <m:t>9</m:t>
+                <m:t>5.9</m:t>
               </m:r>
               <m:r>
                 <m:rPr>
@@ -4045,13 +3727,10 @@
                 </m:rPr>
                 <m:t>×</m:t>
               </m:r>
-              <m:r>
-                <m:t>1</m:t>
-              </m:r>
               <m:sSup>
                 <m:e>
                   <m:r>
-                    <m:t>0</m:t>
+                    <m:t>10</m:t>
                   </m:r>
                 </m:e>
                 <m:sup>
@@ -4267,16 +3946,7 @@
             </m:fPr>
             <m:num>
               <m:r>
-                <m:t>5</m:t>
-              </m:r>
-              <m:r>
-                <m:rPr>
-                  <m:sty m:val="p"/>
-                </m:rPr>
-                <m:t>.</m:t>
-              </m:r>
-              <m:r>
-                <m:t>9</m:t>
+                <m:t>5.9</m:t>
               </m:r>
               <m:r>
                 <m:rPr>
@@ -4284,13 +3954,10 @@
                 </m:rPr>
                 <m:t>×</m:t>
               </m:r>
-              <m:r>
-                <m:t>1</m:t>
-              </m:r>
               <m:sSup>
                 <m:e>
                   <m:r>
-                    <m:t>0</m:t>
+                    <m:t>10</m:t>
                   </m:r>
                 </m:e>
                 <m:sup>
@@ -4330,19 +3997,7 @@
                 <m:t>×</m:t>
               </m:r>
               <m:r>
-                <m:t>8</m:t>
-              </m:r>
-              <m:r>
-                <m:rPr>
-                  <m:sty m:val="p"/>
-                </m:rPr>
-                <m:t>.</m:t>
-              </m:r>
-              <m:r>
-                <m:t>3</m:t>
-              </m:r>
-              <m:r>
-                <m:t>1</m:t>
+                <m:t>8.31</m:t>
               </m:r>
               <m:r>
                 <m:rPr>
@@ -4462,13 +4117,7 @@
                 <m:t>×</m:t>
               </m:r>
               <m:r>
-                <m:t>3</m:t>
-              </m:r>
-              <m:r>
-                <m:t>1</m:t>
-              </m:r>
-              <m:r>
-                <m:t>0</m:t>
+                <m:t>310</m:t>
               </m:r>
               <m:r>
                 <m:rPr>
@@ -4479,13 +4128,7 @@
             </m:num>
             <m:den>
               <m:r>
-                <m:t>1</m:t>
-              </m:r>
-              <m:r>
-                <m:t>0</m:t>
-              </m:r>
-              <m:r>
-                <m:t>0</m:t>
+                <m:t>100</m:t>
               </m:r>
               <m:r>
                 <m:rPr>
@@ -4514,16 +4157,7 @@
             <m:t>=</m:t>
           </m:r>
           <m:r>
-            <m:t>1</m:t>
-          </m:r>
-          <m:r>
-            <m:rPr>
-              <m:sty m:val="p"/>
-            </m:rPr>
-            <m:t>.</m:t>
-          </m:r>
-          <m:r>
-            <m:t>5</m:t>
+            <m:t>1.5</m:t>
           </m:r>
           <m:r>
             <m:rPr>
@@ -4531,13 +4165,10 @@
             </m:rPr>
             <m:t>×</m:t>
           </m:r>
-          <m:r>
-            <m:t>1</m:t>
-          </m:r>
           <m:sSup>
             <m:e>
               <m:r>
-                <m:t>0</m:t>
+                <m:t>10</m:t>
               </m:r>
             </m:e>
             <m:sup>
@@ -4580,19 +4211,7 @@
             <m:t>=</m:t>
           </m:r>
           <m:r>
-            <m:t>0</m:t>
-          </m:r>
-          <m:r>
-            <m:rPr>
-              <m:sty m:val="p"/>
-            </m:rPr>
-            <m:t>.</m:t>
-          </m:r>
-          <m:r>
-            <m:t>1</m:t>
-          </m:r>
-          <m:r>
-            <m:t>5</m:t>
+            <m:t>0.15</m:t>
           </m:r>
           <m:sSup>
             <m:e>
@@ -4618,8 +4237,8 @@
         </m:oMath>
       </m:oMathPara>
     </w:p>
-    <w:bookmarkEnd w:id="18"/>
-    <w:bookmarkStart w:id="19" w:name="第-8-题"/>
+    <w:bookmarkEnd w:id="19"/>
+    <w:bookmarkStart w:id="20" w:name="第-8-题"/>
     <w:p>
       <w:pPr>
         <w:pStyle w:val="Heading2"/>
@@ -5078,8 +4697,8 @@
         <w:t xml:space="preserve">。</w:t>
       </w:r>
     </w:p>
-    <w:bookmarkEnd w:id="19"/>
-    <w:bookmarkStart w:id="20" w:name="第-9-题"/>
+    <w:bookmarkEnd w:id="20"/>
+    <w:bookmarkStart w:id="21" w:name="第-9-题"/>
     <w:p>
       <w:pPr>
         <w:pStyle w:val="Heading2"/>
@@ -5741,18 +5360,8 @@
         <w:t>。</w:t>
       </w:r>
     </w:p>
-    <w:p>
-      <w:pPr>
-        <w:spacing w:before="160" w:after="80"/>
-      </w:pPr>
-      <w:r>
-        <w:pict>
-          <v:rect style="width:0;height:1.5pt" o:hralign="center" o:hrstd="t" o:hr="t"/>
-        </w:pict>
-      </w:r>
-    </w:p>
-    <w:bookmarkEnd w:id="20"/>
-    <w:bookmarkStart w:id="24" w:name="第-10-题"/>
+    <w:bookmarkEnd w:id="21"/>
+    <w:bookmarkStart w:id="25" w:name="第-10-题"/>
     <w:p>
       <w:pPr>
         <w:pStyle w:val="Heading2"/>
@@ -5879,18 +5488,18 @@
           <wp:inline>
             <wp:extent cx="3600000" cy="2400000"/>
             <wp:effectExtent b="0" l="0" r="0" t="0"/>
-            <wp:docPr descr="" title="" id="22" name="Picture"/>
+            <wp:docPr descr="" title="" id="23" name="Picture"/>
             <a:graphic>
               <a:graphicData uri="http://schemas.openxmlformats.org/drawingml/2006/picture">
                 <pic:pic>
                   <pic:nvPicPr>
-                    <pic:cNvPr descr="media/o2_mo_diagram.jpg" id="23" name="Picture"/>
+                    <pic:cNvPr descr="media/o2_mo_diagram.jpg" id="24" name="Picture"/>
                     <pic:cNvPicPr>
                       <a:picLocks noChangeArrowheads="1" noChangeAspect="1"/>
                     </pic:cNvPicPr>
                   </pic:nvPicPr>
                   <pic:blipFill>
-                    <a:blip r:embed="rId21"/>
+                    <a:blip r:embed="rId22"/>
                     <a:stretch>
                       <a:fillRect/>
                     </a:stretch>
@@ -6125,8 +5734,8 @@
         <w:t>。</w:t>
       </w:r>
     </w:p>
-    <w:bookmarkEnd w:id="24"/>
-    <w:bookmarkStart w:id="25" w:name="第-11-题"/>
+    <w:bookmarkEnd w:id="25"/>
+    <w:bookmarkStart w:id="26" w:name="第-11-题"/>
     <w:p>
       <w:pPr>
         <w:pStyle w:val="Heading2"/>
@@ -6559,8 +6168,8 @@
         <w:t xml:space="preserve">习题</w:t>
       </w:r>
     </w:p>
-    <w:bookmarkEnd w:id="25"/>
-    <w:bookmarkStart w:id="26" w:name="第-12-题"/>
+    <w:bookmarkEnd w:id="26"/>
+    <w:bookmarkStart w:id="27" w:name="第-12-题"/>
     <w:p>
       <w:pPr>
         <w:pStyle w:val="Heading2"/>
@@ -6797,8 +6406,8 @@
         <w:t>？</w:t>
       </w:r>
     </w:p>
-    <w:bookmarkEnd w:id="26"/>
-    <w:bookmarkStart w:id="27" w:name="第-13-题"/>
+    <w:bookmarkEnd w:id="27"/>
+    <w:bookmarkStart w:id="28" w:name="第-13-题"/>
     <w:p>
       <w:pPr>
         <w:pStyle w:val="Heading2"/>
@@ -7723,18 +7332,12 @@
           </m:e>
           <m:sub>
             <m:r>
-              <m:t>3</m:t>
-            </m:r>
-            <m:r>
-              <m:t>4</m:t>
+              <m:t>34</m:t>
             </m:r>
           </m:sub>
           <m:sup>
             <m:r>
-              <m:t>8</m:t>
-            </m:r>
-            <m:r>
-              <m:t>2</m:t>
+              <m:t>82</m:t>
             </m:r>
           </m:sup>
         </m:sSubSup>
@@ -8186,13 +7789,10 @@
         <w:t xml:space="preserve"> </w:t>
       </w:r>
       <m:oMath>
-        <m:r>
-          <m:t>5</m:t>
-        </m:r>
         <m:sSup>
           <m:e>
             <m:r>
-              <m:t>0</m:t>
+              <m:t>50</m:t>
             </m:r>
           </m:e>
           <m:sup>
@@ -8386,16 +7986,10 @@
         <w:t>在</w:t>
       </w:r>
       <m:oMath>
-        <m:r>
-          <m:t>8</m:t>
-        </m:r>
-        <m:r>
-          <m:t>0</m:t>
-        </m:r>
         <m:sSup>
           <m:e>
             <m:r>
-              <m:t>0</m:t>
+              <m:t>800</m:t>
             </m:r>
           </m:e>
           <m:sup>
@@ -10136,18 +9730,8 @@
         </m:sSub>
       </m:oMath>
     </w:p>
-    <w:p>
-      <w:pPr>
-        <w:spacing w:before="160" w:after="80"/>
-      </w:pPr>
-      <w:r>
-        <w:pict>
-          <v:rect style="width:0;height:1.5pt" o:hralign="center" o:hrstd="t" o:hr="t"/>
-        </w:pict>
-      </w:r>
-    </w:p>
-    <w:bookmarkEnd w:id="27"/>
-    <w:bookmarkStart w:id="28" w:name="第-14-题"/>
+    <w:bookmarkEnd w:id="28"/>
+    <w:bookmarkStart w:id="29" w:name="第-14-题"/>
     <w:p>
       <w:pPr>
         <w:pStyle w:val="Heading2"/>
@@ -10370,79 +9954,16 @@
         <w:t xml:space="preserve">180g/mol）。</w:t>
       </w:r>
     </w:p>
+    <w:bookmarkEnd w:id="29"/>
+    <w:bookmarkStart w:id="30" w:name="第-15-题"/>
     <w:p>
       <w:pPr>
-        <w:pStyle w:val="BodyText"/>
-      </w:pPr>
-      <w:r>
-        <w:rPr>
-          <w:rFonts w:ascii="Times New Roman" w:hAnsi="Times New Roman" w:eastAsia="Times New Roman" w:cs="Times New Roman"/>
-        </w:rPr>
-        <w:t xml:space="preserve">used_in:</w:t>
-      </w:r>
-      <w:r>
-        <w:rPr>
-          <w:rFonts w:ascii="Times New Roman" w:hAnsi="Times New Roman" w:eastAsia="Times New Roman" w:cs="Times New Roman"/>
-        </w:rPr>
-        <w:t xml:space="preserve"> </w:t>
-      </w:r>
-      <w:r>
-        <w:rPr>
-          <w:rFonts w:hint="eastAsia" w:ascii="Times New Roman" w:hAnsi="Times New Roman" w:eastAsia="Times New Roman" w:cs="Times New Roman"/>
-        </w:rPr>
-        <w:t>“</w:t>
-      </w:r>
-      <w:r>
-        <w:rPr>
-          <w:rFonts w:hint="eastAsia" w:ascii="Times New Roman" w:hAnsi="Times New Roman" w:eastAsia="FangSong" w:cs="Times New Roman"/>
-        </w:rPr>
-        <w:t>第二轮习题集</w:t>
-      </w:r>
-      <w:r>
-        <w:rPr>
-          <w:rFonts w:hint="eastAsia" w:ascii="Times New Roman" w:hAnsi="Times New Roman" w:eastAsia="Times New Roman" w:cs="Times New Roman"/>
-        </w:rPr>
-        <w:t>-</w:t>
-      </w:r>
-      <w:r>
-        <w:rPr>
-          <w:rFonts w:hint="eastAsia" w:ascii="Times New Roman" w:hAnsi="Times New Roman" w:eastAsia="FangSong" w:cs="Times New Roman"/>
-        </w:rPr>
-        <w:t>元素与分析一</w:t>
-      </w:r>
-      <w:r>
-        <w:rPr>
-          <w:rFonts w:hint="eastAsia" w:ascii="Times New Roman" w:hAnsi="Times New Roman" w:eastAsia="Times New Roman" w:cs="Times New Roman"/>
-        </w:rPr>
-        <w:t>”</w:t>
-      </w:r>
-      <w:r>
-        <w:rPr>
-          <w:rFonts w:ascii="Times New Roman" w:hAnsi="Times New Roman" w:eastAsia="Times New Roman" w:cs="Times New Roman"/>
-        </w:rPr>
-        <w:t xml:space="preserve"> </w:t>
-      </w:r>
-      <w:r>
-        <w:rPr>
-          <w:rFonts w:ascii="Times New Roman" w:hAnsi="Times New Roman" w:eastAsia="Times New Roman" w:cs="Times New Roman"/>
-        </w:rPr>
-        <w:t xml:space="preserve">___</w:t>
-      </w:r>
-      <w:r>
-        <w:rPr>
-          <w:rFonts w:ascii="Times New Roman" w:hAnsi="Times New Roman" w:eastAsia="Times New Roman" w:cs="Times New Roman"/>
-        </w:rPr>
-        <w:t xml:space="preserve"> </w:t>
-      </w:r>
-      <w:r>
-        <w:rPr>
-          <w:rFonts w:ascii="Times New Roman" w:hAnsi="Times New Roman" w:eastAsia="Times New Roman" w:cs="Times New Roman"/>
-        </w:rPr>
-        <w:t xml:space="preserve">## </w:t>
-      </w:r>
-      <w:r>
-        <w:rPr>
-          <w:rFonts w:hint="eastAsia" w:ascii="Times New Roman" w:hAnsi="Times New Roman" w:eastAsia="FangSong" w:cs="Times New Roman"/>
+        <w:pStyle w:val="Heading2"/>
+        <w:spacing w:before="280" w:after="120"/>
+      </w:pPr>
+      <w:r>
+        <w:rPr>
+          <w:rFonts w:hint="eastAsia" w:ascii="Times New Roman" w:hAnsi="Times New Roman" w:eastAsia="SimHei" w:cs="Times New Roman"/>
         </w:rPr>
         <w:t xml:space="preserve">第</w:t>
       </w:r>
@@ -10454,7 +9975,7 @@
       </w:r>
       <w:r>
         <w:rPr>
-          <w:rFonts w:hint="eastAsia" w:ascii="Times New Roman" w:hAnsi="Times New Roman" w:eastAsia="FangSong" w:cs="Times New Roman"/>
+          <w:rFonts w:hint="eastAsia" w:ascii="Times New Roman" w:hAnsi="Times New Roman" w:eastAsia="SimHei" w:cs="Times New Roman"/>
         </w:rPr>
         <w:t xml:space="preserve">题</w:t>
       </w:r>
@@ -10537,8 +10058,8 @@
         <w:t>（22.47-22.55）</w:t>
       </w:r>
     </w:p>
-    <w:bookmarkEnd w:id="28"/>
-    <w:bookmarkStart w:id="29" w:name="第-16-题"/>
+    <w:bookmarkEnd w:id="30"/>
+    <w:bookmarkStart w:id="31" w:name="第-16-题"/>
     <w:p>
       <w:pPr>
         <w:pStyle w:val="Heading2"/>
@@ -10758,8 +10279,8 @@
         <w:t>。</w:t>
       </w:r>
     </w:p>
-    <w:bookmarkEnd w:id="29"/>
-    <w:bookmarkStart w:id="31" w:name="第-17-题"/>
+    <w:bookmarkEnd w:id="31"/>
+    <w:bookmarkStart w:id="33" w:name="第-17-题"/>
     <w:p>
       <w:pPr>
         <w:pStyle w:val="Heading2"/>
@@ -10908,7 +10429,7 @@
         <w:t>）</w:t>
       </w:r>
     </w:p>
-    <w:bookmarkStart w:id="30" w:name="氯化铵受热分解体系总压"/>
+    <w:bookmarkStart w:id="32" w:name="氯化铵受热分解体系总压"/>
     <w:p>
       <w:pPr>
         <w:pStyle w:val="Heading3"/>
@@ -11473,9 +10994,9 @@
         <w:t xml:space="preserve">）</w:t>
       </w:r>
     </w:p>
-    <w:bookmarkEnd w:id="30"/>
-    <w:bookmarkEnd w:id="31"/>
-    <w:bookmarkStart w:id="32" w:name="第-18-题"/>
+    <w:bookmarkEnd w:id="32"/>
+    <w:bookmarkEnd w:id="33"/>
+    <w:bookmarkStart w:id="34" w:name="第-18-题"/>
     <w:p>
       <w:pPr>
         <w:pStyle w:val="Heading2"/>
@@ -13524,18 +13045,8 @@
         <w:t xml:space="preserve"> 7.8 mL。</w:t>
       </w:r>
     </w:p>
-    <w:p>
-      <w:pPr>
-        <w:spacing w:before="160" w:after="80"/>
-      </w:pPr>
-      <w:r>
-        <w:pict>
-          <v:rect style="width:0;height:1.5pt" o:hralign="center" o:hrstd="t" o:hr="t"/>
-        </w:pict>
-      </w:r>
-    </w:p>
-    <w:bookmarkEnd w:id="32"/>
-    <w:bookmarkStart w:id="33" w:name="第-19-题"/>
+    <w:bookmarkEnd w:id="34"/>
+    <w:bookmarkStart w:id="35" w:name="第-19-题"/>
     <w:p>
       <w:pPr>
         <w:pStyle w:val="Heading2"/>
@@ -13972,8 +13483,8 @@
         <w:t>。</w:t>
       </w:r>
     </w:p>
-    <w:bookmarkEnd w:id="33"/>
-    <w:bookmarkStart w:id="35" w:name="第-20-题"/>
+    <w:bookmarkEnd w:id="35"/>
+    <w:bookmarkStart w:id="37" w:name="第-20-题"/>
     <w:p>
       <w:pPr>
         <w:pStyle w:val="Heading2"/>
@@ -14122,7 +13633,7 @@
         <w:t>）</w:t>
       </w:r>
     </w:p>
-    <w:bookmarkStart w:id="34" w:name="cus在盐酸中溶解判断"/>
+    <w:bookmarkStart w:id="36" w:name="cus在盐酸中溶解判断"/>
     <w:p>
       <w:pPr>
         <w:pStyle w:val="Heading3"/>
@@ -14406,9 +13917,9 @@
         <w:t>。</w:t>
       </w:r>
     </w:p>
-    <w:bookmarkEnd w:id="34"/>
-    <w:bookmarkEnd w:id="35"/>
     <w:bookmarkEnd w:id="36"/>
+    <w:bookmarkEnd w:id="37"/>
+    <w:bookmarkEnd w:id="38"/>
     <w:sectPr>
       <w:footerReference w:type="default" r:id="rId9"/>
       <w:footnotePr>

--- a/00-首页/题组Word/第二轮习题集/第二轮习题集-元素与分析一-学生版.docx
+++ b/00-首页/题组Word/第二轮习题集/第二轮习题集-元素与分析一-学生版.docx
@@ -103,6 +103,8 @@
           <w:ilvl w:val="0"/>
           <w:numId w:val="1001"/>
         </w:numPr>
+        <w:ind w:left="480" w:hanging="480"/>
+        <w:spacing w:after="0"/>
       </w:pPr>
       <w:r>
         <w:rPr>
@@ -152,12 +154,84 @@
         </w:rPr>
         <w:t xml:space="preserve"> </w:t>
       </w:r>
-      <w:r>
-        <w:rPr>
-          <w:rFonts w:ascii="Times New Roman" w:hAnsi="Times New Roman" w:eastAsia="Times New Roman" w:cs="Times New Roman"/>
-        </w:rPr>
-        <w:t xml:space="preserve">A. 36% B. 36.4% C. 36.41% D. 36.410% E. 36.4103%</w:t>
-      </w:r>
+    </w:p>
+    <w:p>
+      <w:pPr>
+        <w:pStyle w:val="Compact"/>
+        <w:numPr>
+          <w:ilvl w:val="0"/>
+          <w:numId w:val="1001"/>
+        </w:numPr>
+        <w:ind w:left="480" w:hanging="480"/>
+        <w:spacing w:before="0" w:after="0"/>
+      </w:pPr>
+      <w:r>
+        <w:rPr>
+          <w:rFonts w:ascii="Times New Roman" w:hAnsi="Times New Roman" w:eastAsia="Times New Roman" w:cs="Times New Roman"/>
+        </w:rPr>
+        <w:t xml:space="preserve">A. 36% </w:t>
+      </w:r>
+    </w:p>
+    <w:p>
+      <w:pPr>
+        <w:pStyle w:val="Compact"/>
+        <w:numPr>
+          <w:ilvl w:val="0"/>
+          <w:numId w:val="1001"/>
+        </w:numPr>
+        <w:ind w:left="480" w:hanging="480"/>
+        <w:spacing w:before="0" w:after="0"/>
+      </w:pPr>
+      <w:r>
+        <w:rPr>
+          <w:rFonts w:ascii="Times New Roman" w:hAnsi="Times New Roman" w:eastAsia="Times New Roman" w:cs="Times New Roman"/>
+        </w:rPr>
+        <w:t xml:space="preserve">B. 36.4% </w:t>
+      </w:r>
+    </w:p>
+    <w:p>
+      <w:pPr>
+        <w:pStyle w:val="Compact"/>
+        <w:numPr>
+          <w:ilvl w:val="0"/>
+          <w:numId w:val="1001"/>
+        </w:numPr>
+        <w:ind w:left="480" w:hanging="480"/>
+        <w:spacing w:before="0" w:after="0"/>
+      </w:pPr>
+      <w:r>
+        <w:rPr>
+          <w:rFonts w:ascii="Times New Roman" w:hAnsi="Times New Roman" w:eastAsia="Times New Roman" w:cs="Times New Roman"/>
+        </w:rPr>
+        <w:t xml:space="preserve">C. 36.41% </w:t>
+      </w:r>
+    </w:p>
+    <w:p>
+      <w:pPr>
+        <w:pStyle w:val="Compact"/>
+        <w:numPr>
+          <w:ilvl w:val="0"/>
+          <w:numId w:val="1001"/>
+        </w:numPr>
+        <w:ind w:left="480" w:hanging="480"/>
+        <w:spacing w:before="0" w:after="36"/>
+      </w:pPr>
+      <w:r>
+        <w:rPr>
+          <w:rFonts w:ascii="Times New Roman" w:hAnsi="Times New Roman" w:eastAsia="Times New Roman" w:cs="Times New Roman"/>
+        </w:rPr>
+        <w:t xml:space="preserve">D. 36.410% E. 36.4103%</w:t>
+      </w:r>
+    </w:p>
+    <w:p>
+      <w:pPr>
+        <w:spacing w:before="0" w:after="0"/>
+      </w:pPr>
+    </w:p>
+    <w:p>
+      <w:pPr>
+        <w:spacing w:before="0" w:after="0"/>
+      </w:pPr>
     </w:p>
     <w:bookmarkEnd w:id="10"/>
     <w:bookmarkStart w:id="14" w:name="第-2-题"/>
@@ -424,7 +498,7 @@
         </w:rPr>
         <w:drawing>
           <wp:inline>
-            <wp:extent cx="3240000" cy="4584609"/>
+            <wp:extent cx="3116189" cy="4584609"/>
             <wp:effectExtent b="0" l="0" r="0" t="0"/>
             <wp:docPr descr="" title="" id="12" name="Picture"/>
             <a:graphic>
@@ -445,7 +519,7 @@
                   <pic:spPr bwMode="auto">
                     <a:xfrm>
                       <a:off x="0" y="0"/>
-                      <a:ext cx="3240000" cy="4584609"/>
+                      <a:ext cx="3116189" cy="4584609"/>
                     </a:xfrm>
                     <a:prstGeom prst="rect">
                       <a:avLst/>
@@ -467,10 +541,6 @@
     <w:p>
       <w:pPr>
         <w:pStyle w:val="Compact"/>
-        <w:numPr>
-          <w:ilvl w:val="0"/>
-          <w:numId w:val="1002"/>
-        </w:numPr>
       </w:pPr>
       <w:r>
         <w:rPr>
@@ -506,10 +576,6 @@
     <w:p>
       <w:pPr>
         <w:pStyle w:val="Compact"/>
-        <w:numPr>
-          <w:ilvl w:val="0"/>
-          <w:numId w:val="1002"/>
-        </w:numPr>
       </w:pPr>
       <w:r>
         <w:rPr>
@@ -564,10 +630,6 @@
     <w:p>
       <w:pPr>
         <w:pStyle w:val="Compact"/>
-        <w:numPr>
-          <w:ilvl w:val="0"/>
-          <w:numId w:val="1002"/>
-        </w:numPr>
       </w:pPr>
       <w:r>
         <w:rPr>
@@ -585,10 +647,6 @@
     <w:p>
       <w:pPr>
         <w:pStyle w:val="Compact"/>
-        <w:numPr>
-          <w:ilvl w:val="0"/>
-          <w:numId w:val="1002"/>
-        </w:numPr>
       </w:pPr>
       <w:r>
         <w:rPr>
@@ -602,6 +660,16 @@
         </w:rPr>
         <w:t xml:space="preserve">的单质能与水反应生成强碱</w:t>
       </w:r>
+    </w:p>
+    <w:p>
+      <w:pPr>
+        <w:spacing w:before="0" w:after="0"/>
+      </w:pPr>
+    </w:p>
+    <w:p>
+      <w:pPr>
+        <w:spacing w:before="0" w:after="0"/>
+      </w:pPr>
     </w:p>
     <w:bookmarkEnd w:id="14"/>
     <w:bookmarkStart w:id="15" w:name="第-3-题"/>
@@ -1591,6 +1659,21 @@
         </m:oMath>
       </m:oMathPara>
     </w:p>
+    <w:p>
+      <w:pPr>
+        <w:spacing w:before="0" w:after="0"/>
+      </w:pPr>
+    </w:p>
+    <w:p>
+      <w:pPr>
+        <w:spacing w:before="0" w:after="0"/>
+      </w:pPr>
+    </w:p>
+    <w:p>
+      <w:pPr>
+        <w:spacing w:before="0" w:after="0"/>
+      </w:pPr>
+    </w:p>
     <w:bookmarkEnd w:id="15"/>
     <w:bookmarkStart w:id="16" w:name="第-4-题"/>
     <w:p>
@@ -1946,6 +2029,31 @@
         <w:t>。</w:t>
       </w:r>
     </w:p>
+    <w:p>
+      <w:pPr>
+        <w:spacing w:before="0" w:after="0"/>
+      </w:pPr>
+    </w:p>
+    <w:p>
+      <w:pPr>
+        <w:spacing w:before="0" w:after="0"/>
+      </w:pPr>
+    </w:p>
+    <w:p>
+      <w:pPr>
+        <w:spacing w:before="0" w:after="0"/>
+      </w:pPr>
+    </w:p>
+    <w:p>
+      <w:pPr>
+        <w:spacing w:before="0" w:after="0"/>
+      </w:pPr>
+    </w:p>
+    <w:p>
+      <w:pPr>
+        <w:spacing w:before="0" w:after="0"/>
+      </w:pPr>
+    </w:p>
     <w:bookmarkEnd w:id="16"/>
     <w:bookmarkStart w:id="17" w:name="第-5-题"/>
     <w:p>
@@ -2077,6 +2185,8 @@
     <w:p>
       <w:pPr>
         <w:pStyle w:val="BodyText"/>
+        <w:ind w:left="480" w:hanging="480"/>
+        <w:spacing w:after="0"/>
       </w:pPr>
       <w:r>
         <w:rPr>
@@ -2157,6 +2267,13 @@
         </w:rPr>
         <w:t xml:space="preserve"> </w:t>
       </w:r>
+    </w:p>
+    <w:p>
+      <w:pPr>
+        <w:pStyle w:val="BodyText"/>
+        <w:ind w:left="480" w:hanging="480"/>
+        <w:spacing w:before="0" w:after="0"/>
+      </w:pPr>
       <w:r>
         <w:rPr>
           <w:rFonts w:ascii="Times New Roman" w:hAnsi="Times New Roman" w:eastAsia="Times New Roman" w:cs="Times New Roman"/>
@@ -2208,7 +2325,20 @@
         <w:rPr>
           <w:rFonts w:hint="eastAsia" w:ascii="Times New Roman" w:hAnsi="Times New Roman" w:eastAsia="Times New Roman" w:cs="Times New Roman"/>
         </w:rPr>
-        <w:t>；(B)</w:t>
+        <w:t>；</w:t>
+      </w:r>
+    </w:p>
+    <w:p>
+      <w:pPr>
+        <w:pStyle w:val="BodyText"/>
+        <w:ind w:left="480" w:hanging="480"/>
+        <w:spacing w:before="0" w:after="0"/>
+      </w:pPr>
+      <w:r>
+        <w:rPr>
+          <w:rFonts w:hint="eastAsia" w:ascii="Times New Roman" w:hAnsi="Times New Roman" w:eastAsia="Times New Roman" w:cs="Times New Roman"/>
+        </w:rPr>
+        <w:t>(B)</w:t>
       </w:r>
       <w:r>
         <w:rPr>
@@ -2255,7 +2385,20 @@
         <w:rPr>
           <w:rFonts w:hint="eastAsia" w:ascii="Times New Roman" w:hAnsi="Times New Roman" w:eastAsia="Times New Roman" w:cs="Times New Roman"/>
         </w:rPr>
-        <w:t>；(C)</w:t>
+        <w:t>；</w:t>
+      </w:r>
+    </w:p>
+    <w:p>
+      <w:pPr>
+        <w:pStyle w:val="BodyText"/>
+        <w:ind w:left="480" w:hanging="480"/>
+        <w:spacing w:before="0" w:after="0"/>
+      </w:pPr>
+      <w:r>
+        <w:rPr>
+          <w:rFonts w:hint="eastAsia" w:ascii="Times New Roman" w:hAnsi="Times New Roman" w:eastAsia="Times New Roman" w:cs="Times New Roman"/>
+        </w:rPr>
+        <w:t>(C)</w:t>
       </w:r>
       <w:r>
         <w:rPr>
@@ -2302,7 +2445,20 @@
         <w:rPr>
           <w:rFonts w:hint="eastAsia" w:ascii="Times New Roman" w:hAnsi="Times New Roman" w:eastAsia="Times New Roman" w:cs="Times New Roman"/>
         </w:rPr>
-        <w:t>；(D)</w:t>
+        <w:t>；</w:t>
+      </w:r>
+    </w:p>
+    <w:p>
+      <w:pPr>
+        <w:pStyle w:val="BodyText"/>
+        <w:ind w:left="480" w:hanging="480"/>
+        <w:spacing w:before="0" w:after="180"/>
+      </w:pPr>
+      <w:r>
+        <w:rPr>
+          <w:rFonts w:hint="eastAsia" w:ascii="Times New Roman" w:hAnsi="Times New Roman" w:eastAsia="Times New Roman" w:cs="Times New Roman"/>
+        </w:rPr>
+        <w:t>(D)</w:t>
       </w:r>
       <w:r>
         <w:rPr>
@@ -2352,6 +2508,31 @@
         <w:t>。</w:t>
       </w:r>
     </w:p>
+    <w:p>
+      <w:pPr>
+        <w:spacing w:before="0" w:after="0"/>
+      </w:pPr>
+    </w:p>
+    <w:p>
+      <w:pPr>
+        <w:spacing w:before="0" w:after="0"/>
+      </w:pPr>
+    </w:p>
+    <w:p>
+      <w:pPr>
+        <w:spacing w:before="0" w:after="0"/>
+      </w:pPr>
+    </w:p>
+    <w:p>
+      <w:pPr>
+        <w:spacing w:before="0" w:after="0"/>
+      </w:pPr>
+    </w:p>
+    <w:p>
+      <w:pPr>
+        <w:spacing w:before="0" w:after="0"/>
+      </w:pPr>
+    </w:p>
     <w:bookmarkEnd w:id="17"/>
     <w:bookmarkStart w:id="18" w:name="第-6-题"/>
     <w:p>
@@ -2439,6 +2620,21 @@
         </w:rPr>
         <w:t xml:space="preserve">填空题</w:t>
       </w:r>
+    </w:p>
+    <w:p>
+      <w:pPr>
+        <w:spacing w:before="0" w:after="0"/>
+      </w:pPr>
+    </w:p>
+    <w:p>
+      <w:pPr>
+        <w:spacing w:before="0" w:after="0"/>
+      </w:pPr>
+    </w:p>
+    <w:p>
+      <w:pPr>
+        <w:spacing w:before="0" w:after="0"/>
+      </w:pPr>
     </w:p>
     <w:bookmarkEnd w:id="18"/>
     <w:bookmarkStart w:id="19" w:name="第-7-题"/>
@@ -4237,6 +4433,31 @@
         </m:oMath>
       </m:oMathPara>
     </w:p>
+    <w:p>
+      <w:pPr>
+        <w:spacing w:before="0" w:after="0"/>
+      </w:pPr>
+    </w:p>
+    <w:p>
+      <w:pPr>
+        <w:spacing w:before="0" w:after="0"/>
+      </w:pPr>
+    </w:p>
+    <w:p>
+      <w:pPr>
+        <w:spacing w:before="0" w:after="0"/>
+      </w:pPr>
+    </w:p>
+    <w:p>
+      <w:pPr>
+        <w:spacing w:before="0" w:after="0"/>
+      </w:pPr>
+    </w:p>
+    <w:p>
+      <w:pPr>
+        <w:spacing w:before="0" w:after="0"/>
+      </w:pPr>
+    </w:p>
     <w:bookmarkEnd w:id="19"/>
     <w:bookmarkStart w:id="20" w:name="第-8-题"/>
     <w:p>
@@ -4696,6 +4917,31 @@
         </w:rPr>
         <w:t xml:space="preserve">。</w:t>
       </w:r>
+    </w:p>
+    <w:p>
+      <w:pPr>
+        <w:spacing w:before="0" w:after="0"/>
+      </w:pPr>
+    </w:p>
+    <w:p>
+      <w:pPr>
+        <w:spacing w:before="0" w:after="0"/>
+      </w:pPr>
+    </w:p>
+    <w:p>
+      <w:pPr>
+        <w:spacing w:before="0" w:after="0"/>
+      </w:pPr>
+    </w:p>
+    <w:p>
+      <w:pPr>
+        <w:spacing w:before="0" w:after="0"/>
+      </w:pPr>
+    </w:p>
+    <w:p>
+      <w:pPr>
+        <w:spacing w:before="0" w:after="0"/>
+      </w:pPr>
     </w:p>
     <w:bookmarkEnd w:id="20"/>
     <w:bookmarkStart w:id="21" w:name="第-9-题"/>
@@ -5360,6 +5606,46 @@
         <w:t>。</w:t>
       </w:r>
     </w:p>
+    <w:p>
+      <w:pPr>
+        <w:spacing w:before="0" w:after="0"/>
+      </w:pPr>
+    </w:p>
+    <w:p>
+      <w:pPr>
+        <w:spacing w:before="0" w:after="0"/>
+      </w:pPr>
+    </w:p>
+    <w:p>
+      <w:pPr>
+        <w:spacing w:before="0" w:after="0"/>
+      </w:pPr>
+    </w:p>
+    <w:p>
+      <w:pPr>
+        <w:spacing w:before="0" w:after="0"/>
+      </w:pPr>
+    </w:p>
+    <w:p>
+      <w:pPr>
+        <w:spacing w:before="0" w:after="0"/>
+      </w:pPr>
+    </w:p>
+    <w:p>
+      <w:pPr>
+        <w:spacing w:before="0" w:after="0"/>
+      </w:pPr>
+    </w:p>
+    <w:p>
+      <w:pPr>
+        <w:spacing w:before="0" w:after="0"/>
+      </w:pPr>
+    </w:p>
+    <w:p>
+      <w:pPr>
+        <w:spacing w:before="0" w:after="0"/>
+      </w:pPr>
+    </w:p>
     <w:bookmarkEnd w:id="21"/>
     <w:bookmarkStart w:id="25" w:name="第-10-题"/>
     <w:p>
@@ -5486,7 +5772,7 @@
         </w:rPr>
         <w:drawing>
           <wp:inline>
-            <wp:extent cx="3600000" cy="2400000"/>
+            <wp:extent cx="3368421" cy="2400000"/>
             <wp:effectExtent b="0" l="0" r="0" t="0"/>
             <wp:docPr descr="" title="" id="23" name="Picture"/>
             <a:graphic>
@@ -5507,7 +5793,7 @@
                   <pic:spPr bwMode="auto">
                     <a:xfrm>
                       <a:off x="0" y="0"/>
-                      <a:ext cx="3600000" cy="2400000"/>
+                      <a:ext cx="3368421" cy="2400000"/>
                     </a:xfrm>
                     <a:prstGeom prst="rect">
                       <a:avLst/>
@@ -5734,6 +6020,31 @@
         <w:t>。</w:t>
       </w:r>
     </w:p>
+    <w:p>
+      <w:pPr>
+        <w:spacing w:before="0" w:after="0"/>
+      </w:pPr>
+    </w:p>
+    <w:p>
+      <w:pPr>
+        <w:spacing w:before="0" w:after="0"/>
+      </w:pPr>
+    </w:p>
+    <w:p>
+      <w:pPr>
+        <w:spacing w:before="0" w:after="0"/>
+      </w:pPr>
+    </w:p>
+    <w:p>
+      <w:pPr>
+        <w:spacing w:before="0" w:after="0"/>
+      </w:pPr>
+    </w:p>
+    <w:p>
+      <w:pPr>
+        <w:spacing w:before="0" w:after="0"/>
+      </w:pPr>
+    </w:p>
     <w:bookmarkEnd w:id="25"/>
     <w:bookmarkStart w:id="26" w:name="第-11-题"/>
     <w:p>
@@ -6168,6 +6479,31 @@
         <w:t xml:space="preserve">习题</w:t>
       </w:r>
     </w:p>
+    <w:p>
+      <w:pPr>
+        <w:spacing w:before="0" w:after="0"/>
+      </w:pPr>
+    </w:p>
+    <w:p>
+      <w:pPr>
+        <w:spacing w:before="0" w:after="0"/>
+      </w:pPr>
+    </w:p>
+    <w:p>
+      <w:pPr>
+        <w:spacing w:before="0" w:after="0"/>
+      </w:pPr>
+    </w:p>
+    <w:p>
+      <w:pPr>
+        <w:spacing w:before="0" w:after="0"/>
+      </w:pPr>
+    </w:p>
+    <w:p>
+      <w:pPr>
+        <w:spacing w:before="0" w:after="0"/>
+      </w:pPr>
+    </w:p>
     <w:bookmarkEnd w:id="26"/>
     <w:bookmarkStart w:id="27" w:name="第-12-题"/>
     <w:p>
@@ -6405,6 +6741,31 @@
         </w:rPr>
         <w:t>？</w:t>
       </w:r>
+    </w:p>
+    <w:p>
+      <w:pPr>
+        <w:spacing w:before="0" w:after="0"/>
+      </w:pPr>
+    </w:p>
+    <w:p>
+      <w:pPr>
+        <w:spacing w:before="0" w:after="0"/>
+      </w:pPr>
+    </w:p>
+    <w:p>
+      <w:pPr>
+        <w:spacing w:before="0" w:after="0"/>
+      </w:pPr>
+    </w:p>
+    <w:p>
+      <w:pPr>
+        <w:spacing w:before="0" w:after="0"/>
+      </w:pPr>
+    </w:p>
+    <w:p>
+      <w:pPr>
+        <w:spacing w:before="0" w:after="0"/>
+      </w:pPr>
     </w:p>
     <w:bookmarkEnd w:id="27"/>
     <w:bookmarkStart w:id="28" w:name="第-13-题"/>
@@ -9730,6 +10091,46 @@
         </m:sSub>
       </m:oMath>
     </w:p>
+    <w:p>
+      <w:pPr>
+        <w:spacing w:before="0" w:after="0"/>
+      </w:pPr>
+    </w:p>
+    <w:p>
+      <w:pPr>
+        <w:spacing w:before="0" w:after="0"/>
+      </w:pPr>
+    </w:p>
+    <w:p>
+      <w:pPr>
+        <w:spacing w:before="0" w:after="0"/>
+      </w:pPr>
+    </w:p>
+    <w:p>
+      <w:pPr>
+        <w:spacing w:before="0" w:after="0"/>
+      </w:pPr>
+    </w:p>
+    <w:p>
+      <w:pPr>
+        <w:spacing w:before="0" w:after="0"/>
+      </w:pPr>
+    </w:p>
+    <w:p>
+      <w:pPr>
+        <w:spacing w:before="0" w:after="0"/>
+      </w:pPr>
+    </w:p>
+    <w:p>
+      <w:pPr>
+        <w:spacing w:before="0" w:after="0"/>
+      </w:pPr>
+    </w:p>
+    <w:p>
+      <w:pPr>
+        <w:spacing w:before="0" w:after="0"/>
+      </w:pPr>
+    </w:p>
     <w:bookmarkEnd w:id="28"/>
     <w:bookmarkStart w:id="29" w:name="第-14-题"/>
     <w:p>
@@ -9954,6 +10355,31 @@
         <w:t xml:space="preserve">180g/mol）。</w:t>
       </w:r>
     </w:p>
+    <w:p>
+      <w:pPr>
+        <w:spacing w:before="0" w:after="0"/>
+      </w:pPr>
+    </w:p>
+    <w:p>
+      <w:pPr>
+        <w:spacing w:before="0" w:after="0"/>
+      </w:pPr>
+    </w:p>
+    <w:p>
+      <w:pPr>
+        <w:spacing w:before="0" w:after="0"/>
+      </w:pPr>
+    </w:p>
+    <w:p>
+      <w:pPr>
+        <w:spacing w:before="0" w:after="0"/>
+      </w:pPr>
+    </w:p>
+    <w:p>
+      <w:pPr>
+        <w:spacing w:before="0" w:after="0"/>
+      </w:pPr>
+    </w:p>
     <w:bookmarkEnd w:id="29"/>
     <w:bookmarkStart w:id="30" w:name="第-15-题"/>
     <w:p>
@@ -10057,6 +10483,21 @@
         </w:rPr>
         <w:t>（22.47-22.55）</w:t>
       </w:r>
+    </w:p>
+    <w:p>
+      <w:pPr>
+        <w:spacing w:before="0" w:after="0"/>
+      </w:pPr>
+    </w:p>
+    <w:p>
+      <w:pPr>
+        <w:spacing w:before="0" w:after="0"/>
+      </w:pPr>
+    </w:p>
+    <w:p>
+      <w:pPr>
+        <w:spacing w:before="0" w:after="0"/>
+      </w:pPr>
     </w:p>
     <w:bookmarkEnd w:id="30"/>
     <w:bookmarkStart w:id="31" w:name="第-16-题"/>
@@ -10279,6 +10720,31 @@
         <w:t>。</w:t>
       </w:r>
     </w:p>
+    <w:p>
+      <w:pPr>
+        <w:spacing w:before="0" w:after="0"/>
+      </w:pPr>
+    </w:p>
+    <w:p>
+      <w:pPr>
+        <w:spacing w:before="0" w:after="0"/>
+      </w:pPr>
+    </w:p>
+    <w:p>
+      <w:pPr>
+        <w:spacing w:before="0" w:after="0"/>
+      </w:pPr>
+    </w:p>
+    <w:p>
+      <w:pPr>
+        <w:spacing w:before="0" w:after="0"/>
+      </w:pPr>
+    </w:p>
+    <w:p>
+      <w:pPr>
+        <w:spacing w:before="0" w:after="0"/>
+      </w:pPr>
+    </w:p>
     <w:bookmarkEnd w:id="31"/>
     <w:bookmarkStart w:id="33" w:name="第-17-题"/>
     <w:p>
@@ -10428,6 +10894,21 @@
         </w:rPr>
         <w:t>）</w:t>
       </w:r>
+    </w:p>
+    <w:p>
+      <w:pPr>
+        <w:spacing w:before="0" w:after="0"/>
+      </w:pPr>
+    </w:p>
+    <w:p>
+      <w:pPr>
+        <w:spacing w:before="0" w:after="0"/>
+      </w:pPr>
+    </w:p>
+    <w:p>
+      <w:pPr>
+        <w:spacing w:before="0" w:after="0"/>
+      </w:pPr>
     </w:p>
     <w:bookmarkStart w:id="32" w:name="氯化铵受热分解体系总压"/>
     <w:p>
@@ -10993,6 +11474,21 @@
         </w:rPr>
         <w:t xml:space="preserve">）</w:t>
       </w:r>
+    </w:p>
+    <w:p>
+      <w:pPr>
+        <w:spacing w:before="0" w:after="0"/>
+      </w:pPr>
+    </w:p>
+    <w:p>
+      <w:pPr>
+        <w:spacing w:before="0" w:after="0"/>
+      </w:pPr>
+    </w:p>
+    <w:p>
+      <w:pPr>
+        <w:spacing w:before="0" w:after="0"/>
+      </w:pPr>
     </w:p>
     <w:bookmarkEnd w:id="32"/>
     <w:bookmarkEnd w:id="33"/>
@@ -13045,6 +13541,46 @@
         <w:t xml:space="preserve"> 7.8 mL。</w:t>
       </w:r>
     </w:p>
+    <w:p>
+      <w:pPr>
+        <w:spacing w:before="0" w:after="0"/>
+      </w:pPr>
+    </w:p>
+    <w:p>
+      <w:pPr>
+        <w:spacing w:before="0" w:after="0"/>
+      </w:pPr>
+    </w:p>
+    <w:p>
+      <w:pPr>
+        <w:spacing w:before="0" w:after="0"/>
+      </w:pPr>
+    </w:p>
+    <w:p>
+      <w:pPr>
+        <w:spacing w:before="0" w:after="0"/>
+      </w:pPr>
+    </w:p>
+    <w:p>
+      <w:pPr>
+        <w:spacing w:before="0" w:after="0"/>
+      </w:pPr>
+    </w:p>
+    <w:p>
+      <w:pPr>
+        <w:spacing w:before="0" w:after="0"/>
+      </w:pPr>
+    </w:p>
+    <w:p>
+      <w:pPr>
+        <w:spacing w:before="0" w:after="0"/>
+      </w:pPr>
+    </w:p>
+    <w:p>
+      <w:pPr>
+        <w:spacing w:before="0" w:after="0"/>
+      </w:pPr>
+    </w:p>
     <w:bookmarkEnd w:id="34"/>
     <w:bookmarkStart w:id="35" w:name="第-19-题"/>
     <w:p>
@@ -13483,6 +14019,31 @@
         <w:t>。</w:t>
       </w:r>
     </w:p>
+    <w:p>
+      <w:pPr>
+        <w:spacing w:before="0" w:after="0"/>
+      </w:pPr>
+    </w:p>
+    <w:p>
+      <w:pPr>
+        <w:spacing w:before="0" w:after="0"/>
+      </w:pPr>
+    </w:p>
+    <w:p>
+      <w:pPr>
+        <w:spacing w:before="0" w:after="0"/>
+      </w:pPr>
+    </w:p>
+    <w:p>
+      <w:pPr>
+        <w:spacing w:before="0" w:after="0"/>
+      </w:pPr>
+    </w:p>
+    <w:p>
+      <w:pPr>
+        <w:spacing w:before="0" w:after="0"/>
+      </w:pPr>
+    </w:p>
     <w:bookmarkEnd w:id="35"/>
     <w:bookmarkStart w:id="37" w:name="第-20-题"/>
     <w:p>
@@ -13632,6 +14193,21 @@
         </w:rPr>
         <w:t>）</w:t>
       </w:r>
+    </w:p>
+    <w:p>
+      <w:pPr>
+        <w:spacing w:before="0" w:after="0"/>
+      </w:pPr>
+    </w:p>
+    <w:p>
+      <w:pPr>
+        <w:spacing w:before="0" w:after="0"/>
+      </w:pPr>
+    </w:p>
+    <w:p>
+      <w:pPr>
+        <w:spacing w:before="0" w:after="0"/>
+      </w:pPr>
     </w:p>
     <w:bookmarkStart w:id="36" w:name="cus在盐酸中溶解判断"/>
     <w:p>
@@ -13845,6 +14421,21 @@
           </m:sup>
         </m:sSup>
       </m:oMath>
+    </w:p>
+    <w:p>
+      <w:pPr>
+        <w:spacing w:before="0" w:after="0"/>
+      </w:pPr>
+    </w:p>
+    <w:p>
+      <w:pPr>
+        <w:spacing w:before="0" w:after="0"/>
+      </w:pPr>
+    </w:p>
+    <w:p>
+      <w:pPr>
+        <w:spacing w:before="0" w:after="0"/>
+      </w:pPr>
     </w:p>
     <w:p>
       <w:pPr>

--- a/00-首页/题组Word/第二轮习题集/第二轮习题集-元素与分析一-学生版.docx
+++ b/00-首页/题组Word/第二轮习题集/第二轮习题集-元素与分析一-学生版.docx
@@ -7688,7 +7688,7 @@
         <m:sSubSup>
           <m:e>
             <m:r>
-              <m:t>​</m:t>
+              <m:t xml:space="preserve"> </m:t>
             </m:r>
           </m:e>
           <m:sub>
@@ -7792,7 +7792,7 @@
         <m:sSubSup>
           <m:e>
             <m:r>
-              <m:t>​</m:t>
+              <m:t xml:space="preserve"> </m:t>
             </m:r>
           </m:e>
           <m:sub>

--- a/00-首页/题组Word/第二轮习题集/第二轮习题集-元素与分析一-学生版.docx
+++ b/00-首页/题组Word/第二轮习题集/第二轮习题集-元素与分析一-学生版.docx
@@ -103,8 +103,8 @@
           <w:ilvl w:val="0"/>
           <w:numId w:val="1001"/>
         </w:numPr>
+        <w:spacing w:before="0" w:after="0"/>
         <w:ind w:left="480" w:hanging="480"/>
-        <w:spacing w:after="0"/>
       </w:pPr>
       <w:r>
         <w:rPr>
@@ -162,8 +162,8 @@
           <w:ilvl w:val="0"/>
           <w:numId w:val="1001"/>
         </w:numPr>
+        <w:spacing w:before="0" w:after="0"/>
         <w:ind w:left="480" w:hanging="480"/>
-        <w:spacing w:before="0" w:after="0"/>
       </w:pPr>
       <w:r>
         <w:rPr>
@@ -179,8 +179,8 @@
           <w:ilvl w:val="0"/>
           <w:numId w:val="1001"/>
         </w:numPr>
+        <w:spacing w:before="0" w:after="0"/>
         <w:ind w:left="480" w:hanging="480"/>
-        <w:spacing w:before="0" w:after="0"/>
       </w:pPr>
       <w:r>
         <w:rPr>
@@ -196,8 +196,8 @@
           <w:ilvl w:val="0"/>
           <w:numId w:val="1001"/>
         </w:numPr>
+        <w:spacing w:before="0" w:after="0"/>
         <w:ind w:left="480" w:hanging="480"/>
-        <w:spacing w:before="0" w:after="0"/>
       </w:pPr>
       <w:r>
         <w:rPr>
@@ -213,8 +213,8 @@
           <w:ilvl w:val="0"/>
           <w:numId w:val="1001"/>
         </w:numPr>
+        <w:spacing w:before="0" w:after="0"/>
         <w:ind w:left="480" w:hanging="480"/>
-        <w:spacing w:before="0" w:after="36"/>
       </w:pPr>
       <w:r>
         <w:rPr>
@@ -541,6 +541,7 @@
     <w:p>
       <w:pPr>
         <w:pStyle w:val="Compact"/>
+        <w:spacing w:before="0" w:after="0"/>
       </w:pPr>
       <w:r>
         <w:rPr>
@@ -576,6 +577,7 @@
     <w:p>
       <w:pPr>
         <w:pStyle w:val="Compact"/>
+        <w:spacing w:before="0" w:after="0"/>
       </w:pPr>
       <w:r>
         <w:rPr>
@@ -630,6 +632,7 @@
     <w:p>
       <w:pPr>
         <w:pStyle w:val="Compact"/>
+        <w:spacing w:before="0" w:after="0"/>
       </w:pPr>
       <w:r>
         <w:rPr>
@@ -647,6 +650,7 @@
     <w:p>
       <w:pPr>
         <w:pStyle w:val="Compact"/>
+        <w:spacing w:before="0" w:after="0"/>
       </w:pPr>
       <w:r>
         <w:rPr>
@@ -2185,8 +2189,8 @@
     <w:p>
       <w:pPr>
         <w:pStyle w:val="BodyText"/>
+        <w:spacing w:before="0" w:after="0"/>
         <w:ind w:left="480" w:hanging="480"/>
-        <w:spacing w:after="0"/>
       </w:pPr>
       <w:r>
         <w:rPr>
@@ -2271,8 +2275,8 @@
     <w:p>
       <w:pPr>
         <w:pStyle w:val="BodyText"/>
+        <w:spacing w:before="0" w:after="0"/>
         <w:ind w:left="480" w:hanging="480"/>
-        <w:spacing w:before="0" w:after="0"/>
       </w:pPr>
       <w:r>
         <w:rPr>
@@ -2331,8 +2335,8 @@
     <w:p>
       <w:pPr>
         <w:pStyle w:val="BodyText"/>
+        <w:spacing w:before="0" w:after="0"/>
         <w:ind w:left="480" w:hanging="480"/>
-        <w:spacing w:before="0" w:after="0"/>
       </w:pPr>
       <w:r>
         <w:rPr>
@@ -2391,8 +2395,8 @@
     <w:p>
       <w:pPr>
         <w:pStyle w:val="BodyText"/>
+        <w:spacing w:before="0" w:after="0"/>
         <w:ind w:left="480" w:hanging="480"/>
-        <w:spacing w:before="0" w:after="0"/>
       </w:pPr>
       <w:r>
         <w:rPr>
@@ -2451,8 +2455,8 @@
     <w:p>
       <w:pPr>
         <w:pStyle w:val="BodyText"/>
+        <w:spacing w:before="0" w:after="0"/>
         <w:ind w:left="480" w:hanging="480"/>
-        <w:spacing w:before="0" w:after="180"/>
       </w:pPr>
       <w:r>
         <w:rPr>
@@ -5110,6 +5114,14 @@
       <w:tblPr>
         <w:tblStyle w:val="Table"/>
         <w:tblW w:type="auto" w:w="0"/>
+        <w:tblBorders>
+          <w:top w:val="single" w:sz="12" w:space="0" w:color="000000"/>
+          <w:left w:val="none" w:sz="0" w:space="0" w:color="auto"/>
+          <w:bottom w:val="single" w:sz="12" w:space="0" w:color="000000"/>
+          <w:right w:val="none" w:sz="0" w:space="0" w:color="auto"/>
+          <w:insideH w:val="none" w:sz="0" w:space="0" w:color="auto"/>
+          <w:insideV w:val="none" w:sz="0" w:space="0" w:color="auto"/>
+        </w:tblBorders>
         <w:tblLook w:firstRow="1" w:lastRow="0" w:firstColumn="0" w:lastColumn="0" w:noHBand="0" w:noVBand="0" w:val="0020"/>
       </w:tblPr>
       <w:tblGrid>
@@ -5123,7 +5135,11 @@
           <w:tblHeader w:val="on"/>
         </w:trPr>
         <w:tc>
-          <w:tcPr/>
+          <w:tcPr>
+            <w:tcBorders>
+              <w:bottom w:val="single" w:sz="8" w:space="0" w:color="000000"/>
+            </w:tcBorders>
+          </w:tcPr>
           <w:p>
             <w:pPr>
               <w:pStyle w:val="Compact"/>
@@ -5139,7 +5155,11 @@
           </w:p>
         </w:tc>
         <w:tc>
-          <w:tcPr/>
+          <w:tcPr>
+            <w:tcBorders>
+              <w:bottom w:val="single" w:sz="8" w:space="0" w:color="000000"/>
+            </w:tcBorders>
+          </w:tcPr>
           <w:p>
             <w:pPr>
               <w:pStyle w:val="Compact"/>
@@ -5162,7 +5182,11 @@
           </w:p>
         </w:tc>
         <w:tc>
-          <w:tcPr/>
+          <w:tcPr>
+            <w:tcBorders>
+              <w:bottom w:val="single" w:sz="8" w:space="0" w:color="000000"/>
+            </w:tcBorders>
+          </w:tcPr>
           <w:p>
             <w:pPr>
               <w:pStyle w:val="Compact"/>
@@ -5178,7 +5202,11 @@
           </w:p>
         </w:tc>
         <w:tc>
-          <w:tcPr/>
+          <w:tcPr>
+            <w:tcBorders>
+              <w:bottom w:val="single" w:sz="8" w:space="0" w:color="000000"/>
+            </w:tcBorders>
+          </w:tcPr>
           <w:p>
             <w:pPr>
               <w:pStyle w:val="Compact"/>
@@ -15221,7 +15249,7 @@
     <ns0:rPr>
       <ns0:rFonts ns0:ascii="Times New Roman" ns0:cs="Times New Roman" ns0:eastAsia="SimHei" ns0:hAnsi="Times New Roman"/>
       <ns0:b/>
-      <ns0:color ns0:val="17324D"/>
+      <ns0:color ns0:val="000000"/>
       <ns0:sz ns0:val="44"/>
       <ns0:szCs ns0:val="56"/>
     </ns0:rPr>
@@ -15363,7 +15391,7 @@
     <ns0:rPr>
       <ns0:rFonts ns0:ascii="Times New Roman" ns0:cs="Times New Roman" ns0:eastAsia="SimHei" ns0:hAnsi="Times New Roman"/>
       <ns0:b/>
-      <ns0:color ns0:val="17324D"/>
+      <ns0:color ns0:val="000000"/>
       <ns0:sz ns0:val="32"/>
       <ns0:szCs ns0:val="40"/>
     </ns0:rPr>
@@ -15387,7 +15415,7 @@
     <ns0:rPr>
       <ns0:rFonts ns0:ascii="Times New Roman" ns0:cs="Times New Roman" ns0:eastAsia="SimHei" ns0:hAnsi="Times New Roman"/>
       <ns0:b/>
-      <ns0:color ns0:val="17324D"/>
+      <ns0:color ns0:val="000000"/>
       <ns0:sz ns0:val="28"/>
       <ns0:szCs ns0:val="32"/>
     </ns0:rPr>
@@ -15411,7 +15439,7 @@
     <ns0:rPr>
       <ns0:rFonts ns0:ascii="Times New Roman" ns0:cs="Times New Roman" ns0:eastAsia="SimHei" ns0:hAnsi="Times New Roman"/>
       <ns0:b/>
-      <ns0:color ns0:val="17324D"/>
+      <ns0:color ns0:val="000000"/>
       <ns0:sz ns0:val="25"/>
       <ns0:szCs ns0:val="28"/>
     </ns0:rPr>
